--- a/.claude/shared/CORE.docx
+++ b/.claude/shared/CORE.docx
@@ -1378,7 +1378,11 @@
         <w:br/>
         <w:t>Bước 0 → Dispatcher hiển thị phân tích (xem format §5)</w:t>
         <w:br/>
-        <w:t>Bước N → Mỗi agent theo chain (xem format §5)</w:t>
+        <w:t>Bước N → Mỗi bước ⬜/🔄 trong plan chạy TÁCH biệt session chính (xem §16.5 CLAUDE.md):</w:t>
+        <w:br/>
+        <w:t xml:space="preserve">         LOCAL → Agent tool (subagent) | WEB → RemoteTrigger</w:t>
+        <w:br/>
+        <w:t xml:space="preserve">         → agent/trigger tự commit+push+cập nhật plan, trả tóm tắt ngắn về session chính</w:t>
         <w:br/>
         <w:t>Cuối   → Dispatcher tổng kết + phân tích tái sử dụng (§18 CLAUDE.md)</w:t>
       </w:r>
@@ -1543,13 +1547,14 @@
         <w:tblLook w:firstColumn="1" w:firstRow="1" w:lastColumn="0" w:lastRow="0" w:noHBand="0" w:noVBand="1" w:val="04A0"/>
       </w:tblPr>
       <w:tblGrid>
-        <w:gridCol w:w="4844"/>
-        <w:gridCol w:w="4844"/>
+        <w:gridCol w:w="3230"/>
+        <w:gridCol w:w="3230"/>
+        <w:gridCol w:w="3230"/>
       </w:tblGrid>
       <w:tr>
         <w:tc>
           <w:tcPr>
-            <w:tcW w:type="dxa" w:w="4844"/>
+            <w:tcW w:type="dxa" w:w="3230"/>
             <w:shd w:val="clear" w:color="auto" w:fill="251C53"/>
             <w:tcBorders>
               <w:top w:val="single" w:sz="4" w:space="0" w:color="251C53"/>
@@ -1571,7 +1576,7 @@
         </w:tc>
         <w:tc>
           <w:tcPr>
-            <w:tcW w:type="dxa" w:w="4844"/>
+            <w:tcW w:type="dxa" w:w="3230"/>
             <w:shd w:val="clear" w:color="auto" w:fill="251C53"/>
             <w:tcBorders>
               <w:top w:val="single" w:sz="4" w:space="0" w:color="251C53"/>
@@ -1591,11 +1596,32 @@
             </w:r>
           </w:p>
         </w:tc>
+        <w:tc>
+          <w:tcPr>
+            <w:tcW w:type="dxa" w:w="3230"/>
+            <w:shd w:val="clear" w:color="auto" w:fill="251C53"/>
+            <w:tcBorders>
+              <w:top w:val="single" w:sz="4" w:space="0" w:color="251C53"/>
+              <w:left w:val="single" w:sz="4" w:space="0" w:color="251C53"/>
+              <w:bottom w:val="single" w:sz="4" w:space="0" w:color="251C53"/>
+              <w:right w:val="single" w:sz="4" w:space="0" w:color="251C53"/>
+            </w:tcBorders>
+          </w:tcPr>
+          <w:p>
+            <w:r>
+              <w:rPr>
+                <w:b/>
+                <w:color w:val="FFFFFF"/>
+                <w:sz w:val="20"/>
+              </w:rPr>
+            </w:r>
+          </w:p>
+        </w:tc>
       </w:tr>
       <w:tr>
         <w:tc>
           <w:tcPr>
-            <w:tcW w:type="dxa" w:w="4844"/>
+            <w:tcW w:type="dxa" w:w="3230"/>
             <w:tcBorders>
               <w:top w:val="single" w:sz="4" w:space="0" w:color="CBCBCB"/>
               <w:left w:val="single" w:sz="4" w:space="0" w:color="CBCBCB"/>
@@ -1614,7 +1640,7 @@
         </w:tc>
         <w:tc>
           <w:tcPr>
-            <w:tcW w:type="dxa" w:w="4844"/>
+            <w:tcW w:type="dxa" w:w="3230"/>
             <w:tcBorders>
               <w:top w:val="single" w:sz="4" w:space="0" w:color="CBCBCB"/>
               <w:left w:val="single" w:sz="4" w:space="0" w:color="CBCBCB"/>
@@ -1631,11 +1657,23 @@
             </w:r>
           </w:p>
         </w:tc>
+        <w:tc>
+          <w:tcPr>
+            <w:tcW w:type="dxa" w:w="3230"/>
+            <w:tcBorders>
+              <w:top w:val="single" w:sz="4" w:space="0" w:color="CBCBCB"/>
+              <w:left w:val="single" w:sz="4" w:space="0" w:color="CBCBCB"/>
+              <w:bottom w:val="single" w:sz="4" w:space="0" w:color="CBCBCB"/>
+              <w:right w:val="single" w:sz="4" w:space="0" w:color="CBCBCB"/>
+            </w:tcBorders>
+          </w:tcPr>
+          <w:p/>
+        </w:tc>
       </w:tr>
       <w:tr>
         <w:tc>
           <w:tcPr>
-            <w:tcW w:type="dxa" w:w="4844"/>
+            <w:tcW w:type="dxa" w:w="3230"/>
             <w:shd w:val="clear" w:color="auto" w:fill="B8B3D6"/>
             <w:tcBorders>
               <w:top w:val="single" w:sz="4" w:space="0" w:color="CBCBCB"/>
@@ -1655,7 +1693,7 @@
         </w:tc>
         <w:tc>
           <w:tcPr>
-            <w:tcW w:type="dxa" w:w="4844"/>
+            <w:tcW w:type="dxa" w:w="3230"/>
             <w:shd w:val="clear" w:color="auto" w:fill="B8B3D6"/>
             <w:tcBorders>
               <w:top w:val="single" w:sz="4" w:space="0" w:color="CBCBCB"/>
@@ -1701,11 +1739,24 @@
             </w:r>
           </w:p>
         </w:tc>
+        <w:tc>
+          <w:tcPr>
+            <w:tcW w:type="dxa" w:w="3230"/>
+            <w:shd w:val="clear" w:color="auto" w:fill="B8B3D6"/>
+            <w:tcBorders>
+              <w:top w:val="single" w:sz="4" w:space="0" w:color="CBCBCB"/>
+              <w:left w:val="single" w:sz="4" w:space="0" w:color="CBCBCB"/>
+              <w:bottom w:val="single" w:sz="4" w:space="0" w:color="CBCBCB"/>
+              <w:right w:val="single" w:sz="4" w:space="0" w:color="CBCBCB"/>
+            </w:tcBorders>
+          </w:tcPr>
+          <w:p/>
+        </w:tc>
       </w:tr>
       <w:tr>
         <w:tc>
           <w:tcPr>
-            <w:tcW w:type="dxa" w:w="4844"/>
+            <w:tcW w:type="dxa" w:w="3230"/>
             <w:tcBorders>
               <w:top w:val="single" w:sz="4" w:space="0" w:color="CBCBCB"/>
               <w:left w:val="single" w:sz="4" w:space="0" w:color="CBCBCB"/>
@@ -1724,7 +1775,7 @@
         </w:tc>
         <w:tc>
           <w:tcPr>
-            <w:tcW w:type="dxa" w:w="4844"/>
+            <w:tcW w:type="dxa" w:w="3230"/>
             <w:tcBorders>
               <w:top w:val="single" w:sz="4" w:space="0" w:color="CBCBCB"/>
               <w:left w:val="single" w:sz="4" w:space="0" w:color="CBCBCB"/>
@@ -1755,11 +1806,23 @@
             </w:r>
           </w:p>
         </w:tc>
+        <w:tc>
+          <w:tcPr>
+            <w:tcW w:type="dxa" w:w="3230"/>
+            <w:tcBorders>
+              <w:top w:val="single" w:sz="4" w:space="0" w:color="CBCBCB"/>
+              <w:left w:val="single" w:sz="4" w:space="0" w:color="CBCBCB"/>
+              <w:bottom w:val="single" w:sz="4" w:space="0" w:color="CBCBCB"/>
+              <w:right w:val="single" w:sz="4" w:space="0" w:color="CBCBCB"/>
+            </w:tcBorders>
+          </w:tcPr>
+          <w:p/>
+        </w:tc>
       </w:tr>
       <w:tr>
         <w:tc>
           <w:tcPr>
-            <w:tcW w:type="dxa" w:w="4844"/>
+            <w:tcW w:type="dxa" w:w="3230"/>
             <w:shd w:val="clear" w:color="auto" w:fill="B8B3D6"/>
             <w:tcBorders>
               <w:top w:val="single" w:sz="4" w:space="0" w:color="CBCBCB"/>
@@ -1779,7 +1842,7 @@
         </w:tc>
         <w:tc>
           <w:tcPr>
-            <w:tcW w:type="dxa" w:w="4844"/>
+            <w:tcW w:type="dxa" w:w="3230"/>
             <w:shd w:val="clear" w:color="auto" w:fill="B8B3D6"/>
             <w:tcBorders>
               <w:top w:val="single" w:sz="4" w:space="0" w:color="CBCBCB"/>
@@ -1825,11 +1888,24 @@
             </w:r>
           </w:p>
         </w:tc>
+        <w:tc>
+          <w:tcPr>
+            <w:tcW w:type="dxa" w:w="3230"/>
+            <w:shd w:val="clear" w:color="auto" w:fill="B8B3D6"/>
+            <w:tcBorders>
+              <w:top w:val="single" w:sz="4" w:space="0" w:color="CBCBCB"/>
+              <w:left w:val="single" w:sz="4" w:space="0" w:color="CBCBCB"/>
+              <w:bottom w:val="single" w:sz="4" w:space="0" w:color="CBCBCB"/>
+              <w:right w:val="single" w:sz="4" w:space="0" w:color="CBCBCB"/>
+            </w:tcBorders>
+          </w:tcPr>
+          <w:p/>
+        </w:tc>
       </w:tr>
       <w:tr>
         <w:tc>
           <w:tcPr>
-            <w:tcW w:type="dxa" w:w="4844"/>
+            <w:tcW w:type="dxa" w:w="3230"/>
             <w:tcBorders>
               <w:top w:val="single" w:sz="4" w:space="0" w:color="CBCBCB"/>
               <w:left w:val="single" w:sz="4" w:space="0" w:color="CBCBCB"/>
@@ -1848,7 +1924,7 @@
         </w:tc>
         <w:tc>
           <w:tcPr>
-            <w:tcW w:type="dxa" w:w="4844"/>
+            <w:tcW w:type="dxa" w:w="3230"/>
             <w:tcBorders>
               <w:top w:val="single" w:sz="4" w:space="0" w:color="CBCBCB"/>
               <w:left w:val="single" w:sz="4" w:space="0" w:color="CBCBCB"/>
@@ -1865,11 +1941,23 @@
             </w:r>
           </w:p>
         </w:tc>
+        <w:tc>
+          <w:tcPr>
+            <w:tcW w:type="dxa" w:w="3230"/>
+            <w:tcBorders>
+              <w:top w:val="single" w:sz="4" w:space="0" w:color="CBCBCB"/>
+              <w:left w:val="single" w:sz="4" w:space="0" w:color="CBCBCB"/>
+              <w:bottom w:val="single" w:sz="4" w:space="0" w:color="CBCBCB"/>
+              <w:right w:val="single" w:sz="4" w:space="0" w:color="CBCBCB"/>
+            </w:tcBorders>
+          </w:tcPr>
+          <w:p/>
+        </w:tc>
       </w:tr>
       <w:tr>
         <w:tc>
           <w:tcPr>
-            <w:tcW w:type="dxa" w:w="4844"/>
+            <w:tcW w:type="dxa" w:w="3230"/>
             <w:shd w:val="clear" w:color="auto" w:fill="B8B3D6"/>
             <w:tcBorders>
               <w:top w:val="single" w:sz="4" w:space="0" w:color="CBCBCB"/>
@@ -1889,7 +1977,7 @@
         </w:tc>
         <w:tc>
           <w:tcPr>
-            <w:tcW w:type="dxa" w:w="4844"/>
+            <w:tcW w:type="dxa" w:w="3230"/>
             <w:shd w:val="clear" w:color="auto" w:fill="B8B3D6"/>
             <w:tcBorders>
               <w:top w:val="single" w:sz="4" w:space="0" w:color="CBCBCB"/>
@@ -1907,11 +1995,24 @@
             </w:r>
           </w:p>
         </w:tc>
+        <w:tc>
+          <w:tcPr>
+            <w:tcW w:type="dxa" w:w="3230"/>
+            <w:shd w:val="clear" w:color="auto" w:fill="B8B3D6"/>
+            <w:tcBorders>
+              <w:top w:val="single" w:sz="4" w:space="0" w:color="CBCBCB"/>
+              <w:left w:val="single" w:sz="4" w:space="0" w:color="CBCBCB"/>
+              <w:bottom w:val="single" w:sz="4" w:space="0" w:color="CBCBCB"/>
+              <w:right w:val="single" w:sz="4" w:space="0" w:color="CBCBCB"/>
+            </w:tcBorders>
+          </w:tcPr>
+          <w:p/>
+        </w:tc>
       </w:tr>
       <w:tr>
         <w:tc>
           <w:tcPr>
-            <w:tcW w:type="dxa" w:w="4844"/>
+            <w:tcW w:type="dxa" w:w="3230"/>
             <w:tcBorders>
               <w:top w:val="single" w:sz="4" w:space="0" w:color="CBCBCB"/>
               <w:left w:val="single" w:sz="4" w:space="0" w:color="CBCBCB"/>
@@ -1930,7 +2031,7 @@
         </w:tc>
         <w:tc>
           <w:tcPr>
-            <w:tcW w:type="dxa" w:w="4844"/>
+            <w:tcW w:type="dxa" w:w="3230"/>
             <w:tcBorders>
               <w:top w:val="single" w:sz="4" w:space="0" w:color="CBCBCB"/>
               <w:left w:val="single" w:sz="4" w:space="0" w:color="CBCBCB"/>
@@ -1947,11 +2048,23 @@
             </w:r>
           </w:p>
         </w:tc>
+        <w:tc>
+          <w:tcPr>
+            <w:tcW w:type="dxa" w:w="3230"/>
+            <w:tcBorders>
+              <w:top w:val="single" w:sz="4" w:space="0" w:color="CBCBCB"/>
+              <w:left w:val="single" w:sz="4" w:space="0" w:color="CBCBCB"/>
+              <w:bottom w:val="single" w:sz="4" w:space="0" w:color="CBCBCB"/>
+              <w:right w:val="single" w:sz="4" w:space="0" w:color="CBCBCB"/>
+            </w:tcBorders>
+          </w:tcPr>
+          <w:p/>
+        </w:tc>
       </w:tr>
       <w:tr>
         <w:tc>
           <w:tcPr>
-            <w:tcW w:type="dxa" w:w="4844"/>
+            <w:tcW w:type="dxa" w:w="3230"/>
             <w:shd w:val="clear" w:color="auto" w:fill="B8B3D6"/>
             <w:tcBorders>
               <w:top w:val="single" w:sz="4" w:space="0" w:color="CBCBCB"/>
@@ -1971,7 +2084,7 @@
         </w:tc>
         <w:tc>
           <w:tcPr>
-            <w:tcW w:type="dxa" w:w="4844"/>
+            <w:tcW w:type="dxa" w:w="3230"/>
             <w:shd w:val="clear" w:color="auto" w:fill="B8B3D6"/>
             <w:tcBorders>
               <w:top w:val="single" w:sz="4" w:space="0" w:color="CBCBCB"/>
@@ -1989,11 +2102,24 @@
             </w:r>
           </w:p>
         </w:tc>
+        <w:tc>
+          <w:tcPr>
+            <w:tcW w:type="dxa" w:w="3230"/>
+            <w:shd w:val="clear" w:color="auto" w:fill="B8B3D6"/>
+            <w:tcBorders>
+              <w:top w:val="single" w:sz="4" w:space="0" w:color="CBCBCB"/>
+              <w:left w:val="single" w:sz="4" w:space="0" w:color="CBCBCB"/>
+              <w:bottom w:val="single" w:sz="4" w:space="0" w:color="CBCBCB"/>
+              <w:right w:val="single" w:sz="4" w:space="0" w:color="CBCBCB"/>
+            </w:tcBorders>
+          </w:tcPr>
+          <w:p/>
+        </w:tc>
       </w:tr>
       <w:tr>
         <w:tc>
           <w:tcPr>
-            <w:tcW w:type="dxa" w:w="4844"/>
+            <w:tcW w:type="dxa" w:w="3230"/>
             <w:tcBorders>
               <w:top w:val="single" w:sz="4" w:space="0" w:color="CBCBCB"/>
               <w:left w:val="single" w:sz="4" w:space="0" w:color="CBCBCB"/>
@@ -2012,7 +2138,7 @@
         </w:tc>
         <w:tc>
           <w:tcPr>
-            <w:tcW w:type="dxa" w:w="4844"/>
+            <w:tcW w:type="dxa" w:w="3230"/>
             <w:tcBorders>
               <w:top w:val="single" w:sz="4" w:space="0" w:color="CBCBCB"/>
               <w:left w:val="single" w:sz="4" w:space="0" w:color="CBCBCB"/>
@@ -2029,11 +2155,23 @@
             </w:r>
           </w:p>
         </w:tc>
+        <w:tc>
+          <w:tcPr>
+            <w:tcW w:type="dxa" w:w="3230"/>
+            <w:tcBorders>
+              <w:top w:val="single" w:sz="4" w:space="0" w:color="CBCBCB"/>
+              <w:left w:val="single" w:sz="4" w:space="0" w:color="CBCBCB"/>
+              <w:bottom w:val="single" w:sz="4" w:space="0" w:color="CBCBCB"/>
+              <w:right w:val="single" w:sz="4" w:space="0" w:color="CBCBCB"/>
+            </w:tcBorders>
+          </w:tcPr>
+          <w:p/>
+        </w:tc>
       </w:tr>
       <w:tr>
         <w:tc>
           <w:tcPr>
-            <w:tcW w:type="dxa" w:w="4844"/>
+            <w:tcW w:type="dxa" w:w="3230"/>
             <w:shd w:val="clear" w:color="auto" w:fill="B8B3D6"/>
             <w:tcBorders>
               <w:top w:val="single" w:sz="4" w:space="0" w:color="CBCBCB"/>
@@ -2053,7 +2191,7 @@
         </w:tc>
         <w:tc>
           <w:tcPr>
-            <w:tcW w:type="dxa" w:w="4844"/>
+            <w:tcW w:type="dxa" w:w="3230"/>
             <w:shd w:val="clear" w:color="auto" w:fill="B8B3D6"/>
             <w:tcBorders>
               <w:top w:val="single" w:sz="4" w:space="0" w:color="CBCBCB"/>
@@ -2109,6 +2247,78 @@
                 <w:sz w:val="20"/>
               </w:rPr>
               <w:t>. Chi tiết §20 CLAUDE.md</w:t>
+            </w:r>
+          </w:p>
+        </w:tc>
+        <w:tc>
+          <w:tcPr>
+            <w:tcW w:type="dxa" w:w="3230"/>
+            <w:shd w:val="clear" w:color="auto" w:fill="B8B3D6"/>
+            <w:tcBorders>
+              <w:top w:val="single" w:sz="4" w:space="0" w:color="CBCBCB"/>
+              <w:left w:val="single" w:sz="4" w:space="0" w:color="CBCBCB"/>
+              <w:bottom w:val="single" w:sz="4" w:space="0" w:color="CBCBCB"/>
+              <w:right w:val="single" w:sz="4" w:space="0" w:color="CBCBCB"/>
+            </w:tcBorders>
+          </w:tcPr>
+          <w:p/>
+        </w:tc>
+      </w:tr>
+      <w:tr>
+        <w:tc>
+          <w:tcPr>
+            <w:tcW w:type="dxa" w:w="3230"/>
+            <w:tcBorders>
+              <w:top w:val="single" w:sz="4" w:space="0" w:color="CBCBCB"/>
+              <w:left w:val="single" w:sz="4" w:space="0" w:color="CBCBCB"/>
+              <w:bottom w:val="single" w:sz="4" w:space="0" w:color="CBCBCB"/>
+              <w:right w:val="single" w:sz="4" w:space="0" w:color="CBCBCB"/>
+            </w:tcBorders>
+          </w:tcPr>
+          <w:p>
+            <w:r>
+              <w:rPr>
+                <w:sz w:val="20"/>
+              </w:rPr>
+              <w:t>R10</w:t>
+            </w:r>
+          </w:p>
+        </w:tc>
+        <w:tc>
+          <w:tcPr>
+            <w:tcW w:type="dxa" w:w="3230"/>
+            <w:tcBorders>
+              <w:top w:val="single" w:sz="4" w:space="0" w:color="CBCBCB"/>
+              <w:left w:val="single" w:sz="4" w:space="0" w:color="CBCBCB"/>
+              <w:bottom w:val="single" w:sz="4" w:space="0" w:color="CBCBCB"/>
+              <w:right w:val="single" w:sz="4" w:space="0" w:color="CBCBCB"/>
+            </w:tcBorders>
+          </w:tcPr>
+          <w:p>
+            <w:r>
+              <w:rPr>
+                <w:sz w:val="20"/>
+              </w:rPr>
+              <w:t>Mỗi bước trong plan PHẢI chạy session riêng (LOCAL: Agent subagent \</w:t>
+            </w:r>
+          </w:p>
+        </w:tc>
+        <w:tc>
+          <w:tcPr>
+            <w:tcW w:type="dxa" w:w="3230"/>
+            <w:tcBorders>
+              <w:top w:val="single" w:sz="4" w:space="0" w:color="CBCBCB"/>
+              <w:left w:val="single" w:sz="4" w:space="0" w:color="CBCBCB"/>
+              <w:bottom w:val="single" w:sz="4" w:space="0" w:color="CBCBCB"/>
+              <w:right w:val="single" w:sz="4" w:space="0" w:color="CBCBCB"/>
+            </w:tcBorders>
+          </w:tcPr>
+          <w:p>
+            <w:r>
+              <w:rPr>
+                <w:sz w:val="20"/>
+              </w:rPr>
+              <w:t>WEB: RemoteTrigger), tự commit+push+cập nhật plan, không dồn hết vào session chính. Chi tiết §16.5 CLAUDE.md</w:t>
             </w:r>
           </w:p>
         </w:tc>

--- a/.claude/shared/CORE.docx
+++ b/.claude/shared/CORE.docx
@@ -2323,6 +2323,61 @@
           </w:p>
         </w:tc>
       </w:tr>
+      <w:tr>
+        <w:tc>
+          <w:tcPr>
+            <w:tcW w:type="dxa" w:w="3230"/>
+            <w:shd w:val="clear" w:color="auto" w:fill="B8B3D6"/>
+            <w:tcBorders>
+              <w:top w:val="single" w:sz="4" w:space="0" w:color="CBCBCB"/>
+              <w:left w:val="single" w:sz="4" w:space="0" w:color="CBCBCB"/>
+              <w:bottom w:val="single" w:sz="4" w:space="0" w:color="CBCBCB"/>
+              <w:right w:val="single" w:sz="4" w:space="0" w:color="CBCBCB"/>
+            </w:tcBorders>
+          </w:tcPr>
+          <w:p>
+            <w:r>
+              <w:rPr>
+                <w:sz w:val="20"/>
+              </w:rPr>
+              <w:t>R11</w:t>
+            </w:r>
+          </w:p>
+        </w:tc>
+        <w:tc>
+          <w:tcPr>
+            <w:tcW w:type="dxa" w:w="3230"/>
+            <w:shd w:val="clear" w:color="auto" w:fill="B8B3D6"/>
+            <w:tcBorders>
+              <w:top w:val="single" w:sz="4" w:space="0" w:color="CBCBCB"/>
+              <w:left w:val="single" w:sz="4" w:space="0" w:color="CBCBCB"/>
+              <w:bottom w:val="single" w:sz="4" w:space="0" w:color="CBCBCB"/>
+              <w:right w:val="single" w:sz="4" w:space="0" w:color="CBCBCB"/>
+            </w:tcBorders>
+          </w:tcPr>
+          <w:p>
+            <w:r>
+              <w:rPr>
+                <w:sz w:val="20"/>
+              </w:rPr>
+              <w:t>Mỗi bước xong PHẢI ghi "Handoff Log" vào plan file; bước sau PHẢI được nhúng Handoff Log vào prompt — KHÔNG tự đọc lại/suy luận lại điều bước trước đã xác định. Chi tiết §16.5 Bước 4 CLAUDE.md</w:t>
+            </w:r>
+          </w:p>
+        </w:tc>
+        <w:tc>
+          <w:tcPr>
+            <w:tcW w:type="dxa" w:w="3230"/>
+            <w:shd w:val="clear" w:color="auto" w:fill="B8B3D6"/>
+            <w:tcBorders>
+              <w:top w:val="single" w:sz="4" w:space="0" w:color="CBCBCB"/>
+              <w:left w:val="single" w:sz="4" w:space="0" w:color="CBCBCB"/>
+              <w:bottom w:val="single" w:sz="4" w:space="0" w:color="CBCBCB"/>
+              <w:right w:val="single" w:sz="4" w:space="0" w:color="CBCBCB"/>
+            </w:tcBorders>
+          </w:tcPr>
+          <w:p/>
+        </w:tc>
+      </w:tr>
     </w:tbl>
     <w:p/>
     <w:p>

--- a/.claude/shared/CORE.docx
+++ b/.claude/shared/CORE.docx
@@ -2633,6 +2633,54 @@
           </w:p>
         </w:tc>
       </w:tr>
+      <w:tr>
+        <w:tc>
+          <w:tcPr>
+            <w:tcW w:type="dxa" w:w="4844"/>
+            <w:tcBorders>
+              <w:top w:val="single" w:sz="4" w:space="0" w:color="CBCBCB"/>
+              <w:left w:val="single" w:sz="4" w:space="0" w:color="CBCBCB"/>
+              <w:bottom w:val="single" w:sz="4" w:space="0" w:color="CBCBCB"/>
+              <w:right w:val="single" w:sz="4" w:space="0" w:color="CBCBCB"/>
+            </w:tcBorders>
+          </w:tcPr>
+          <w:p>
+            <w:r>
+              <w:rPr>
+                <w:sz w:val="20"/>
+              </w:rPr>
+              <w:t>Task cơ học có template (smoke-test log, deploy checklist, MD→DOCX, CRUD lặp lại đã có pattern)</w:t>
+            </w:r>
+          </w:p>
+        </w:tc>
+        <w:tc>
+          <w:tcPr>
+            <w:tcW w:type="dxa" w:w="4844"/>
+            <w:tcBorders>
+              <w:top w:val="single" w:sz="4" w:space="0" w:color="CBCBCB"/>
+              <w:left w:val="single" w:sz="4" w:space="0" w:color="CBCBCB"/>
+              <w:bottom w:val="single" w:sz="4" w:space="0" w:color="CBCBCB"/>
+              <w:right w:val="single" w:sz="4" w:space="0" w:color="CBCBCB"/>
+            </w:tcBorders>
+          </w:tcPr>
+          <w:p>
+            <w:r>
+              <w:rPr>
+                <w:rFonts w:ascii="Courier New" w:hAnsi="Courier New"/>
+                <w:color w:val="F05922"/>
+                <w:sz w:val="20"/>
+              </w:rPr>
+              <w:t>claude-haiku-4-5</w:t>
+            </w:r>
+            <w:r>
+              <w:rPr>
+                <w:sz w:val="20"/>
+              </w:rPr>
+              <w:t xml:space="preserve"> — downshift theo §13.1b CLAUDE.md; KHÔNG áp dụng cho bước review/approve</w:t>
+            </w:r>
+          </w:p>
+        </w:tc>
+      </w:tr>
     </w:tbl>
     <w:p/>
     <w:p>
@@ -2643,7 +2691,81 @@
         <w:rPr>
           <w:sz w:val="21"/>
         </w:rPr>
-        <w:t>Không tự nâng model — escalate lên agent cấp cao hơn.</w:t>
+        <w:t>Không tự nâng model — escalate lên agent cấp cao hơn. Downshift xuống Haiku là tự quyết theo bảng trên, không cần hỏi user; task đầu tiên của 1 pattern mới vẫn dùng model mặc định.</w:t>
+      </w:r>
+    </w:p>
+    <w:p>
+      <w:pPr>
+        <w:pBdr>
+          <w:bottom w:val="single" w:sz="6" w:space="1" w:color="F05922"/>
+        </w:pBdr>
+        <w:spacing w:after="120"/>
+      </w:pPr>
+    </w:p>
+    <w:p>
+      <w:pPr>
+        <w:pStyle w:val="Heading2"/>
+        <w:spacing w:before="200" w:after="80"/>
+      </w:pPr>
+      <w:r>
+        <w:rPr>
+          <w:color w:val="F05922"/>
+          <w:sz w:val="28"/>
+        </w:rPr>
+        <w:t>7b. Song song hoá (Parallel Execution)</w:t>
+      </w:r>
+    </w:p>
+    <w:p>
+      <w:pPr>
+        <w:spacing w:after="80"/>
+      </w:pPr>
+      <w:r>
+        <w:rPr>
+          <w:sz w:val="21"/>
+        </w:rPr>
+        <w:t xml:space="preserve">Khi 2 bước trong 1 workflow ĐỘC LẬP nhau (cùng nhận input từ 1 bước trước, không bên nào review/approve bên kia) → được phép gọi nhiều subagent trong CÙNG 1 lời gọi Agent tool thay vì tuần tự. Ký hiệu </w:t>
+      </w:r>
+      <w:r>
+        <w:rPr>
+          <w:rFonts w:ascii="Courier New" w:hAnsi="Courier New"/>
+          <w:color w:val="F05922"/>
+          <w:sz w:val="18"/>
+        </w:rPr>
+        <w:t>∥</w:t>
+      </w:r>
+      <w:r>
+        <w:rPr>
+          <w:sz w:val="21"/>
+        </w:rPr>
+        <w:t xml:space="preserve"> trong bảng workflow (</w:t>
+      </w:r>
+      <w:r>
+        <w:rPr>
+          <w:rFonts w:ascii="Courier New" w:hAnsi="Courier New"/>
+          <w:color w:val="F05922"/>
+          <w:sz w:val="18"/>
+        </w:rPr>
+        <w:t>CLAUDE.md</w:t>
+      </w:r>
+      <w:r>
+        <w:rPr>
+          <w:sz w:val="21"/>
+        </w:rPr>
+        <w:t xml:space="preserve"> §4). Điều kiện đầy đủ: </w:t>
+      </w:r>
+      <w:r>
+        <w:rPr>
+          <w:rFonts w:ascii="Courier New" w:hAnsi="Courier New"/>
+          <w:color w:val="F05922"/>
+          <w:sz w:val="18"/>
+        </w:rPr>
+        <w:t>RULES.md</w:t>
+      </w:r>
+      <w:r>
+        <w:rPr>
+          <w:sz w:val="21"/>
+        </w:rPr>
+        <w:t xml:space="preserve"> §3.4. TUYỆT ĐỐI KHÔNG song song hoá cặp bước có quan hệ review/approve (vi phạm Two-Eyes).</w:t>
       </w:r>
     </w:p>
     <w:p>

--- a/.claude/shared/CORE.docx
+++ b/.claude/shared/CORE.docx
@@ -130,7 +130,9 @@
         <w:br/>
         <w:t>│   ├── Tech Lead (L3) → Senior Dev (L4) → Junior Dev (L5)</w:t>
         <w:br/>
-        <w:t>│   │   └── Code Migrator (L4, Opus khi lập plan) ← CHỈ khi user yêu cầu migrate code</w:t>
+        <w:t>│   │   ├── Code Migrator (L4, Opus khi lập plan) ← CHỈ khi user yêu cầu migrate code</w:t>
+        <w:br/>
+        <w:t>│   │   └── GitHub Repo Researcher (L4, Sonnet) ← CHỈ khi user gửi link GitHub nghiên cứu</w:t>
         <w:br/>
         <w:t>│   ├── QA Lead (L3) → QA Engineer (L5)</w:t>
         <w:br/>
@@ -1286,6 +1288,68 @@
                 <w:sz w:val="20"/>
               </w:rPr>
               <w:t>CODE-MIGRATOR (plan, Opus)→SD/JD (code, Sonnet)→CODE-MIGRATOR (review)→QAE — CHỈ khi user yêu cầu</w:t>
+            </w:r>
+          </w:p>
+        </w:tc>
+      </w:tr>
+      <w:tr>
+        <w:tc>
+          <w:tcPr>
+            <w:tcW w:type="dxa" w:w="3230"/>
+            <w:shd w:val="clear" w:color="auto" w:fill="B8B3D6"/>
+            <w:tcBorders>
+              <w:top w:val="single" w:sz="4" w:space="0" w:color="CBCBCB"/>
+              <w:left w:val="single" w:sz="4" w:space="0" w:color="CBCBCB"/>
+              <w:bottom w:val="single" w:sz="4" w:space="0" w:color="CBCBCB"/>
+              <w:right w:val="single" w:sz="4" w:space="0" w:color="CBCBCB"/>
+            </w:tcBorders>
+          </w:tcPr>
+          <w:p>
+            <w:r>
+              <w:rPr>
+                <w:sz w:val="20"/>
+              </w:rPr>
+              <w:t>Nghiên cứu repo GitHub (user gửi link)</w:t>
+            </w:r>
+          </w:p>
+        </w:tc>
+        <w:tc>
+          <w:tcPr>
+            <w:tcW w:type="dxa" w:w="3230"/>
+            <w:shd w:val="clear" w:color="auto" w:fill="B8B3D6"/>
+            <w:tcBorders>
+              <w:top w:val="single" w:sz="4" w:space="0" w:color="CBCBCB"/>
+              <w:left w:val="single" w:sz="4" w:space="0" w:color="CBCBCB"/>
+              <w:bottom w:val="single" w:sz="4" w:space="0" w:color="CBCBCB"/>
+              <w:right w:val="single" w:sz="4" w:space="0" w:color="CBCBCB"/>
+            </w:tcBorders>
+          </w:tcPr>
+          <w:p>
+            <w:r>
+              <w:rPr>
+                <w:sz w:val="20"/>
+              </w:rPr>
+              <w:t>WF-GITHUB-RESEARCH</w:t>
+            </w:r>
+          </w:p>
+        </w:tc>
+        <w:tc>
+          <w:tcPr>
+            <w:tcW w:type="dxa" w:w="3230"/>
+            <w:shd w:val="clear" w:color="auto" w:fill="B8B3D6"/>
+            <w:tcBorders>
+              <w:top w:val="single" w:sz="4" w:space="0" w:color="CBCBCB"/>
+              <w:left w:val="single" w:sz="4" w:space="0" w:color="CBCBCB"/>
+              <w:bottom w:val="single" w:sz="4" w:space="0" w:color="CBCBCB"/>
+              <w:right w:val="single" w:sz="4" w:space="0" w:color="CBCBCB"/>
+            </w:tcBorders>
+          </w:tcPr>
+          <w:p>
+            <w:r>
+              <w:rPr>
+                <w:sz w:val="20"/>
+              </w:rPr>
+              <w:t>GITHUB-REPO-RESEARCHER (nhánh→clone→nghiên cứu→đề xuất)→user duyệt→áp dụng→user xác nhận merge→main — CHỈ khi user gửi link</w:t>
             </w:r>
           </w:p>
         </w:tc>
@@ -2606,7 +2670,7 @@
               <w:rPr>
                 <w:sz w:val="20"/>
               </w:rPr>
-              <w:t>Tất cả còn lại</w:t>
+              <w:t>GitHub Repo Researcher</w:t>
             </w:r>
           </w:p>
         </w:tc>
@@ -2630,6 +2694,12 @@
               </w:rPr>
               <w:t>claude-sonnet-4-6</w:t>
             </w:r>
+            <w:r>
+              <w:rPr>
+                <w:sz w:val="20"/>
+              </w:rPr>
+              <w:t xml:space="preserve"> — CHỈ hoạt động khi user gửi link GitHub</w:t>
+            </w:r>
           </w:p>
         </w:tc>
       </w:tr>
@@ -2649,6 +2719,49 @@
               <w:rPr>
                 <w:sz w:val="20"/>
               </w:rPr>
+              <w:t>Tất cả còn lại</w:t>
+            </w:r>
+          </w:p>
+        </w:tc>
+        <w:tc>
+          <w:tcPr>
+            <w:tcW w:type="dxa" w:w="4844"/>
+            <w:tcBorders>
+              <w:top w:val="single" w:sz="4" w:space="0" w:color="CBCBCB"/>
+              <w:left w:val="single" w:sz="4" w:space="0" w:color="CBCBCB"/>
+              <w:bottom w:val="single" w:sz="4" w:space="0" w:color="CBCBCB"/>
+              <w:right w:val="single" w:sz="4" w:space="0" w:color="CBCBCB"/>
+            </w:tcBorders>
+          </w:tcPr>
+          <w:p>
+            <w:r>
+              <w:rPr>
+                <w:rFonts w:ascii="Courier New" w:hAnsi="Courier New"/>
+                <w:color w:val="F05922"/>
+                <w:sz w:val="20"/>
+              </w:rPr>
+              <w:t>claude-sonnet-4-6</w:t>
+            </w:r>
+          </w:p>
+        </w:tc>
+      </w:tr>
+      <w:tr>
+        <w:tc>
+          <w:tcPr>
+            <w:tcW w:type="dxa" w:w="4844"/>
+            <w:shd w:val="clear" w:color="auto" w:fill="B8B3D6"/>
+            <w:tcBorders>
+              <w:top w:val="single" w:sz="4" w:space="0" w:color="CBCBCB"/>
+              <w:left w:val="single" w:sz="4" w:space="0" w:color="CBCBCB"/>
+              <w:bottom w:val="single" w:sz="4" w:space="0" w:color="CBCBCB"/>
+              <w:right w:val="single" w:sz="4" w:space="0" w:color="CBCBCB"/>
+            </w:tcBorders>
+          </w:tcPr>
+          <w:p>
+            <w:r>
+              <w:rPr>
+                <w:sz w:val="20"/>
+              </w:rPr>
               <w:t>Task cơ học có template (smoke-test log, deploy checklist, MD→DOCX, CRUD lặp lại đã có pattern)</w:t>
             </w:r>
           </w:p>
@@ -2656,6 +2769,7 @@
         <w:tc>
           <w:tcPr>
             <w:tcW w:type="dxa" w:w="4844"/>
+            <w:shd w:val="clear" w:color="auto" w:fill="B8B3D6"/>
             <w:tcBorders>
               <w:top w:val="single" w:sz="4" w:space="0" w:color="CBCBCB"/>
               <w:left w:val="single" w:sz="4" w:space="0" w:color="CBCBCB"/>

--- a/.claude/shared/CORE.docx
+++ b/.claude/shared/CORE.docx
@@ -87,6 +87,42 @@
           <w:sz w:val="21"/>
         </w:rPr>
         <w:t xml:space="preserve"> Bỏ qua agent, gộp output, nhảy cấp, gọi agent tiếp khi agent hiện tại chưa xong.</w:t>
+      </w:r>
+    </w:p>
+    <w:p>
+      <w:pPr>
+        <w:spacing w:before="40" w:after="40"/>
+        <w:ind w:left="567"/>
+        <w:pBdr>
+          <w:left w:val="single" w:sz="12" w:space="10" w:color="F05922"/>
+        </w:pBdr>
+      </w:pPr>
+      <w:r>
+        <w:rPr>
+          <w:b/>
+          <w:color w:val="4A3F8C"/>
+        </w:rPr>
+        <w:t>Trade-off:</w:t>
+      </w:r>
+      <w:r>
+        <w:rPr>
+          <w:color w:val="4A3F8C"/>
+        </w:rPr>
+        <w:t xml:space="preserve"> mỗi bước Dispatcher thêm là 1 paraphrasing hop (tăng token/độ trễ) — đây là đánh đổi có chủ đích để giữ Two-Eyes Principle, không phải chi phí miễn phí. Chi tiết: </w:t>
+      </w:r>
+      <w:r>
+        <w:rPr>
+          <w:rFonts w:ascii="Courier New" w:hAnsi="Courier New"/>
+          <w:color w:val="F05922"/>
+          <w:sz w:val="18"/>
+        </w:rPr>
+        <w:t>CLAUDE.md</w:t>
+      </w:r>
+      <w:r>
+        <w:rPr>
+          <w:color w:val="4A3F8C"/>
+        </w:rPr>
+        <w:t xml:space="preserve"> §0.</w:t>
       </w:r>
     </w:p>
     <w:p>
@@ -1349,7 +1385,33 @@
               <w:rPr>
                 <w:sz w:val="20"/>
               </w:rPr>
-              <w:t>GITHUB-REPO-RESEARCHER (nhánh→clone→nghiên cứu→đề xuất)→user duyệt→áp dụng→user xác nhận merge→main — CHỈ khi user gửi link</w:t>
+              <w:t>GITHUB-REPO-RESEARCHER (Phase 0→nhánh→clone→</w:t>
+            </w:r>
+            <w:r>
+              <w:rPr>
+                <w:b/>
+                <w:sz w:val="20"/>
+              </w:rPr>
+              <w:t>phân tích repo</w:t>
+            </w:r>
+            <w:r>
+              <w:rPr>
+                <w:sz w:val="20"/>
+              </w:rPr>
+              <w:t>→</w:t>
+            </w:r>
+            <w:r>
+              <w:rPr>
+                <w:b/>
+                <w:sz w:val="20"/>
+              </w:rPr>
+              <w:t>đề xuất riêng</w:t>
+            </w:r>
+            <w:r>
+              <w:rPr>
+                <w:sz w:val="20"/>
+              </w:rPr>
+              <w:t>)→user duyệt→áp dụng→user xác nhận merge→main — CHỈ khi user gửi link</w:t>
             </w:r>
           </w:p>
         </w:tc>

--- a/.claude/shared/CORE.docx
+++ b/.claude/shared/CORE.docx
@@ -1345,7 +1345,7 @@
               <w:rPr>
                 <w:sz w:val="20"/>
               </w:rPr>
-              <w:t>Nghiên cứu repo GitHub (user gửi link)</w:t>
+              <w:t>Nghiên cứu repo GitHub (user gửi link) — cải tiến KZTEK hoặc học tập/tham khảo</w:t>
             </w:r>
           </w:p>
         </w:tc>
@@ -1398,20 +1398,33 @@
               <w:rPr>
                 <w:sz w:val="20"/>
               </w:rPr>
-              <w:t>→</w:t>
+              <w:t>)→hỏi mục đích→</w:t>
             </w:r>
             <w:r>
               <w:rPr>
                 <w:b/>
                 <w:sz w:val="20"/>
               </w:rPr>
-              <w:t>đề xuất riêng</w:t>
+              <w:t>Mode A</w:t>
             </w:r>
             <w:r>
               <w:rPr>
                 <w:sz w:val="20"/>
               </w:rPr>
-              <w:t>)→user duyệt→áp dụng→user xác nhận merge→main — CHỈ khi user gửi link</w:t>
+              <w:t xml:space="preserve"> (đề xuất riêng→user duyệt→áp dụng→user xác nhận merge→main) HOẶC </w:t>
+            </w:r>
+            <w:r>
+              <w:rPr>
+                <w:b/>
+                <w:sz w:val="20"/>
+              </w:rPr>
+              <w:t>Mode B</w:t>
+            </w:r>
+            <w:r>
+              <w:rPr>
+                <w:sz w:val="20"/>
+              </w:rPr>
+              <w:t xml:space="preserve"> (giải thích nguyên lý/áp dụng tương tác đến khi user nắm rõ→tài liệu tổng hợp→merge) — CHỈ khi user gửi link</w:t>
             </w:r>
           </w:p>
         </w:tc>
@@ -2524,6 +2537,1438 @@
           <w:color w:val="F05922"/>
           <w:sz w:val="28"/>
         </w:rPr>
+        <w:t>6b. Phân loại Agent: DAILY vs LIBRARY</w:t>
+      </w:r>
+    </w:p>
+    <w:p>
+      <w:pPr>
+        <w:spacing w:before="40" w:after="40"/>
+        <w:ind w:left="567"/>
+        <w:pBdr>
+          <w:left w:val="single" w:sz="12" w:space="10" w:color="F05922"/>
+        </w:pBdr>
+      </w:pPr>
+      <w:r>
+        <w:rPr>
+          <w:b/>
+          <w:color w:val="4A3F8C"/>
+        </w:rPr>
+        <w:t>Mục đích:</w:t>
+      </w:r>
+      <w:r>
+        <w:rPr>
+          <w:color w:val="4A3F8C"/>
+        </w:rPr>
+        <w:t xml:space="preserve"> Giúp tối ưu context window — chỉ agent DAILY xuất hiện mặc định trong mọi session; agent LIBRARY chỉ được gọi khi user yêu cầu rõ hoặc trigger từ khóa đặc thù. Học từ </w:t>
+      </w:r>
+      <w:r>
+        <w:rPr>
+          <w:rFonts w:ascii="Courier New" w:hAnsi="Courier New"/>
+          <w:color w:val="F05922"/>
+          <w:sz w:val="18"/>
+        </w:rPr>
+        <w:t>agent-sort</w:t>
+      </w:r>
+      <w:r>
+        <w:rPr>
+          <w:color w:val="4A3F8C"/>
+        </w:rPr>
+        <w:t xml:space="preserve"> skill của affaan-m/ecc. Đây là bảng tham khảo — chưa có cơ chế tự động ẩn LIBRARY khỏi danh sách mặc định; phân loại này dùng để routing có chủ đích.</w:t>
+      </w:r>
+    </w:p>
+    <w:tbl>
+      <w:tblPr>
+        <w:tblStyle w:val="TableGrid"/>
+        <w:tblW w:type="auto" w:w="0"/>
+        <w:tblLook w:firstColumn="1" w:firstRow="1" w:lastColumn="0" w:lastRow="0" w:noHBand="0" w:noVBand="1" w:val="04A0"/>
+      </w:tblPr>
+      <w:tblGrid>
+        <w:gridCol w:w="3230"/>
+        <w:gridCol w:w="3230"/>
+        <w:gridCol w:w="3230"/>
+      </w:tblGrid>
+      <w:tr>
+        <w:tc>
+          <w:tcPr>
+            <w:tcW w:type="dxa" w:w="3230"/>
+            <w:shd w:val="clear" w:color="auto" w:fill="251C53"/>
+            <w:tcBorders>
+              <w:top w:val="single" w:sz="4" w:space="0" w:color="251C53"/>
+              <w:left w:val="single" w:sz="4" w:space="0" w:color="251C53"/>
+              <w:bottom w:val="single" w:sz="4" w:space="0" w:color="251C53"/>
+              <w:right w:val="single" w:sz="4" w:space="0" w:color="251C53"/>
+            </w:tcBorders>
+          </w:tcPr>
+          <w:p>
+            <w:r>
+              <w:rPr>
+                <w:b/>
+                <w:color w:val="FFFFFF"/>
+                <w:sz w:val="20"/>
+              </w:rPr>
+              <w:t>Agent</w:t>
+            </w:r>
+          </w:p>
+        </w:tc>
+        <w:tc>
+          <w:tcPr>
+            <w:tcW w:type="dxa" w:w="3230"/>
+            <w:shd w:val="clear" w:color="auto" w:fill="251C53"/>
+            <w:tcBorders>
+              <w:top w:val="single" w:sz="4" w:space="0" w:color="251C53"/>
+              <w:left w:val="single" w:sz="4" w:space="0" w:color="251C53"/>
+              <w:bottom w:val="single" w:sz="4" w:space="0" w:color="251C53"/>
+              <w:right w:val="single" w:sz="4" w:space="0" w:color="251C53"/>
+            </w:tcBorders>
+          </w:tcPr>
+          <w:p>
+            <w:r>
+              <w:rPr>
+                <w:b/>
+                <w:color w:val="FFFFFF"/>
+                <w:sz w:val="20"/>
+              </w:rPr>
+              <w:t>Phân loại</w:t>
+            </w:r>
+          </w:p>
+        </w:tc>
+        <w:tc>
+          <w:tcPr>
+            <w:tcW w:type="dxa" w:w="3230"/>
+            <w:shd w:val="clear" w:color="auto" w:fill="251C53"/>
+            <w:tcBorders>
+              <w:top w:val="single" w:sz="4" w:space="0" w:color="251C53"/>
+              <w:left w:val="single" w:sz="4" w:space="0" w:color="251C53"/>
+              <w:bottom w:val="single" w:sz="4" w:space="0" w:color="251C53"/>
+              <w:right w:val="single" w:sz="4" w:space="0" w:color="251C53"/>
+            </w:tcBorders>
+          </w:tcPr>
+          <w:p>
+            <w:r>
+              <w:rPr>
+                <w:b/>
+                <w:color w:val="FFFFFF"/>
+                <w:sz w:val="20"/>
+              </w:rPr>
+              <w:t>Lý do</w:t>
+            </w:r>
+          </w:p>
+        </w:tc>
+      </w:tr>
+      <w:tr>
+        <w:tc>
+          <w:tcPr>
+            <w:tcW w:type="dxa" w:w="3230"/>
+            <w:tcBorders>
+              <w:top w:val="single" w:sz="4" w:space="0" w:color="CBCBCB"/>
+              <w:left w:val="single" w:sz="4" w:space="0" w:color="CBCBCB"/>
+              <w:bottom w:val="single" w:sz="4" w:space="0" w:color="CBCBCB"/>
+              <w:right w:val="single" w:sz="4" w:space="0" w:color="CBCBCB"/>
+            </w:tcBorders>
+          </w:tcPr>
+          <w:p>
+            <w:r>
+              <w:rPr>
+                <w:sz w:val="20"/>
+              </w:rPr>
+              <w:t>-------</w:t>
+            </w:r>
+          </w:p>
+        </w:tc>
+        <w:tc>
+          <w:tcPr>
+            <w:tcW w:type="dxa" w:w="3230"/>
+            <w:tcBorders>
+              <w:top w:val="single" w:sz="4" w:space="0" w:color="CBCBCB"/>
+              <w:left w:val="single" w:sz="4" w:space="0" w:color="CBCBCB"/>
+              <w:bottom w:val="single" w:sz="4" w:space="0" w:color="CBCBCB"/>
+              <w:right w:val="single" w:sz="4" w:space="0" w:color="CBCBCB"/>
+            </w:tcBorders>
+          </w:tcPr>
+          <w:p>
+            <w:r>
+              <w:rPr>
+                <w:sz w:val="20"/>
+              </w:rPr>
+              <w:t>-----------</w:t>
+            </w:r>
+          </w:p>
+        </w:tc>
+        <w:tc>
+          <w:tcPr>
+            <w:tcW w:type="dxa" w:w="3230"/>
+            <w:tcBorders>
+              <w:top w:val="single" w:sz="4" w:space="0" w:color="CBCBCB"/>
+              <w:left w:val="single" w:sz="4" w:space="0" w:color="CBCBCB"/>
+              <w:bottom w:val="single" w:sz="4" w:space="0" w:color="CBCBCB"/>
+              <w:right w:val="single" w:sz="4" w:space="0" w:color="CBCBCB"/>
+            </w:tcBorders>
+          </w:tcPr>
+          <w:p>
+            <w:r>
+              <w:rPr>
+                <w:sz w:val="20"/>
+              </w:rPr>
+              <w:t>-------</w:t>
+            </w:r>
+          </w:p>
+        </w:tc>
+      </w:tr>
+      <w:tr>
+        <w:tc>
+          <w:tcPr>
+            <w:tcW w:type="dxa" w:w="3230"/>
+            <w:shd w:val="clear" w:color="auto" w:fill="B8B3D6"/>
+            <w:tcBorders>
+              <w:top w:val="single" w:sz="4" w:space="0" w:color="CBCBCB"/>
+              <w:left w:val="single" w:sz="4" w:space="0" w:color="CBCBCB"/>
+              <w:bottom w:val="single" w:sz="4" w:space="0" w:color="CBCBCB"/>
+              <w:right w:val="single" w:sz="4" w:space="0" w:color="CBCBCB"/>
+            </w:tcBorders>
+          </w:tcPr>
+          <w:p>
+            <w:r>
+              <w:rPr>
+                <w:b/>
+                <w:sz w:val="20"/>
+              </w:rPr>
+              <w:t>CTO</w:t>
+            </w:r>
+          </w:p>
+        </w:tc>
+        <w:tc>
+          <w:tcPr>
+            <w:tcW w:type="dxa" w:w="3230"/>
+            <w:shd w:val="clear" w:color="auto" w:fill="B8B3D6"/>
+            <w:tcBorders>
+              <w:top w:val="single" w:sz="4" w:space="0" w:color="CBCBCB"/>
+              <w:left w:val="single" w:sz="4" w:space="0" w:color="CBCBCB"/>
+              <w:bottom w:val="single" w:sz="4" w:space="0" w:color="CBCBCB"/>
+              <w:right w:val="single" w:sz="4" w:space="0" w:color="CBCBCB"/>
+            </w:tcBorders>
+          </w:tcPr>
+          <w:p>
+            <w:r>
+              <w:rPr>
+                <w:sz w:val="20"/>
+              </w:rPr>
+              <w:t>DAILY</w:t>
+            </w:r>
+          </w:p>
+        </w:tc>
+        <w:tc>
+          <w:tcPr>
+            <w:tcW w:type="dxa" w:w="3230"/>
+            <w:shd w:val="clear" w:color="auto" w:fill="B8B3D6"/>
+            <w:tcBorders>
+              <w:top w:val="single" w:sz="4" w:space="0" w:color="CBCBCB"/>
+              <w:left w:val="single" w:sz="4" w:space="0" w:color="CBCBCB"/>
+              <w:bottom w:val="single" w:sz="4" w:space="0" w:color="CBCBCB"/>
+              <w:right w:val="single" w:sz="4" w:space="0" w:color="CBCBCB"/>
+            </w:tcBorders>
+          </w:tcPr>
+          <w:p>
+            <w:r>
+              <w:rPr>
+                <w:sz w:val="20"/>
+              </w:rPr>
+              <w:t>Tham gia WF-FEATURE/ARCH/INCIDENT, quyết định kiến trúc</w:t>
+            </w:r>
+          </w:p>
+        </w:tc>
+      </w:tr>
+      <w:tr>
+        <w:tc>
+          <w:tcPr>
+            <w:tcW w:type="dxa" w:w="3230"/>
+            <w:tcBorders>
+              <w:top w:val="single" w:sz="4" w:space="0" w:color="CBCBCB"/>
+              <w:left w:val="single" w:sz="4" w:space="0" w:color="CBCBCB"/>
+              <w:bottom w:val="single" w:sz="4" w:space="0" w:color="CBCBCB"/>
+              <w:right w:val="single" w:sz="4" w:space="0" w:color="CBCBCB"/>
+            </w:tcBorders>
+          </w:tcPr>
+          <w:p>
+            <w:r>
+              <w:rPr>
+                <w:b/>
+                <w:sz w:val="20"/>
+              </w:rPr>
+              <w:t>Engineering Manager</w:t>
+            </w:r>
+          </w:p>
+        </w:tc>
+        <w:tc>
+          <w:tcPr>
+            <w:tcW w:type="dxa" w:w="3230"/>
+            <w:tcBorders>
+              <w:top w:val="single" w:sz="4" w:space="0" w:color="CBCBCB"/>
+              <w:left w:val="single" w:sz="4" w:space="0" w:color="CBCBCB"/>
+              <w:bottom w:val="single" w:sz="4" w:space="0" w:color="CBCBCB"/>
+              <w:right w:val="single" w:sz="4" w:space="0" w:color="CBCBCB"/>
+            </w:tcBorders>
+          </w:tcPr>
+          <w:p>
+            <w:r>
+              <w:rPr>
+                <w:sz w:val="20"/>
+              </w:rPr>
+              <w:t>DAILY</w:t>
+            </w:r>
+          </w:p>
+        </w:tc>
+        <w:tc>
+          <w:tcPr>
+            <w:tcW w:type="dxa" w:w="3230"/>
+            <w:tcBorders>
+              <w:top w:val="single" w:sz="4" w:space="0" w:color="CBCBCB"/>
+              <w:left w:val="single" w:sz="4" w:space="0" w:color="CBCBCB"/>
+              <w:bottom w:val="single" w:sz="4" w:space="0" w:color="CBCBCB"/>
+              <w:right w:val="single" w:sz="4" w:space="0" w:color="CBCBCB"/>
+            </w:tcBorders>
+          </w:tcPr>
+          <w:p>
+            <w:r>
+              <w:rPr>
+                <w:sz w:val="20"/>
+              </w:rPr>
+              <w:t>Tham gia WF-FEATURE/REFACTOR/RESOURCE, quản lý team</w:t>
+            </w:r>
+          </w:p>
+        </w:tc>
+      </w:tr>
+      <w:tr>
+        <w:tc>
+          <w:tcPr>
+            <w:tcW w:type="dxa" w:w="3230"/>
+            <w:shd w:val="clear" w:color="auto" w:fill="B8B3D6"/>
+            <w:tcBorders>
+              <w:top w:val="single" w:sz="4" w:space="0" w:color="CBCBCB"/>
+              <w:left w:val="single" w:sz="4" w:space="0" w:color="CBCBCB"/>
+              <w:bottom w:val="single" w:sz="4" w:space="0" w:color="CBCBCB"/>
+              <w:right w:val="single" w:sz="4" w:space="0" w:color="CBCBCB"/>
+            </w:tcBorders>
+          </w:tcPr>
+          <w:p>
+            <w:r>
+              <w:rPr>
+                <w:b/>
+                <w:sz w:val="20"/>
+              </w:rPr>
+              <w:t>Product Manager</w:t>
+            </w:r>
+          </w:p>
+        </w:tc>
+        <w:tc>
+          <w:tcPr>
+            <w:tcW w:type="dxa" w:w="3230"/>
+            <w:shd w:val="clear" w:color="auto" w:fill="B8B3D6"/>
+            <w:tcBorders>
+              <w:top w:val="single" w:sz="4" w:space="0" w:color="CBCBCB"/>
+              <w:left w:val="single" w:sz="4" w:space="0" w:color="CBCBCB"/>
+              <w:bottom w:val="single" w:sz="4" w:space="0" w:color="CBCBCB"/>
+              <w:right w:val="single" w:sz="4" w:space="0" w:color="CBCBCB"/>
+            </w:tcBorders>
+          </w:tcPr>
+          <w:p>
+            <w:r>
+              <w:rPr>
+                <w:sz w:val="20"/>
+              </w:rPr>
+              <w:t>DAILY</w:t>
+            </w:r>
+          </w:p>
+        </w:tc>
+        <w:tc>
+          <w:tcPr>
+            <w:tcW w:type="dxa" w:w="3230"/>
+            <w:shd w:val="clear" w:color="auto" w:fill="B8B3D6"/>
+            <w:tcBorders>
+              <w:top w:val="single" w:sz="4" w:space="0" w:color="CBCBCB"/>
+              <w:left w:val="single" w:sz="4" w:space="0" w:color="CBCBCB"/>
+              <w:bottom w:val="single" w:sz="4" w:space="0" w:color="CBCBCB"/>
+              <w:right w:val="single" w:sz="4" w:space="0" w:color="CBCBCB"/>
+            </w:tcBorders>
+          </w:tcPr>
+          <w:p>
+            <w:r>
+              <w:rPr>
+                <w:sz w:val="20"/>
+              </w:rPr>
+              <w:t>Tham gia WF-FEATURE/SPRINT/UI/DOCS, khởi đầu nhiều workflow</w:t>
+            </w:r>
+          </w:p>
+        </w:tc>
+      </w:tr>
+      <w:tr>
+        <w:tc>
+          <w:tcPr>
+            <w:tcW w:type="dxa" w:w="3230"/>
+            <w:tcBorders>
+              <w:top w:val="single" w:sz="4" w:space="0" w:color="CBCBCB"/>
+              <w:left w:val="single" w:sz="4" w:space="0" w:color="CBCBCB"/>
+              <w:bottom w:val="single" w:sz="4" w:space="0" w:color="CBCBCB"/>
+              <w:right w:val="single" w:sz="4" w:space="0" w:color="CBCBCB"/>
+            </w:tcBorders>
+          </w:tcPr>
+          <w:p>
+            <w:r>
+              <w:rPr>
+                <w:b/>
+                <w:sz w:val="20"/>
+              </w:rPr>
+              <w:t>Business Analyst</w:t>
+            </w:r>
+          </w:p>
+        </w:tc>
+        <w:tc>
+          <w:tcPr>
+            <w:tcW w:type="dxa" w:w="3230"/>
+            <w:tcBorders>
+              <w:top w:val="single" w:sz="4" w:space="0" w:color="CBCBCB"/>
+              <w:left w:val="single" w:sz="4" w:space="0" w:color="CBCBCB"/>
+              <w:bottom w:val="single" w:sz="4" w:space="0" w:color="CBCBCB"/>
+              <w:right w:val="single" w:sz="4" w:space="0" w:color="CBCBCB"/>
+            </w:tcBorders>
+          </w:tcPr>
+          <w:p>
+            <w:r>
+              <w:rPr>
+                <w:sz w:val="20"/>
+              </w:rPr>
+              <w:t>DAILY</w:t>
+            </w:r>
+          </w:p>
+        </w:tc>
+        <w:tc>
+          <w:tcPr>
+            <w:tcW w:type="dxa" w:w="3230"/>
+            <w:tcBorders>
+              <w:top w:val="single" w:sz="4" w:space="0" w:color="CBCBCB"/>
+              <w:left w:val="single" w:sz="4" w:space="0" w:color="CBCBCB"/>
+              <w:bottom w:val="single" w:sz="4" w:space="0" w:color="CBCBCB"/>
+              <w:right w:val="single" w:sz="4" w:space="0" w:color="CBCBCB"/>
+            </w:tcBorders>
+          </w:tcPr>
+          <w:p>
+            <w:r>
+              <w:rPr>
+                <w:sz w:val="20"/>
+              </w:rPr>
+              <w:t>Tham gia WF-FEATURE/SPRINT/STORY, AC của mọi feature</w:t>
+            </w:r>
+          </w:p>
+        </w:tc>
+      </w:tr>
+      <w:tr>
+        <w:tc>
+          <w:tcPr>
+            <w:tcW w:type="dxa" w:w="3230"/>
+            <w:shd w:val="clear" w:color="auto" w:fill="B8B3D6"/>
+            <w:tcBorders>
+              <w:top w:val="single" w:sz="4" w:space="0" w:color="CBCBCB"/>
+              <w:left w:val="single" w:sz="4" w:space="0" w:color="CBCBCB"/>
+              <w:bottom w:val="single" w:sz="4" w:space="0" w:color="CBCBCB"/>
+              <w:right w:val="single" w:sz="4" w:space="0" w:color="CBCBCB"/>
+            </w:tcBorders>
+          </w:tcPr>
+          <w:p>
+            <w:r>
+              <w:rPr>
+                <w:b/>
+                <w:sz w:val="20"/>
+              </w:rPr>
+              <w:t>Tech Lead</w:t>
+            </w:r>
+          </w:p>
+        </w:tc>
+        <w:tc>
+          <w:tcPr>
+            <w:tcW w:type="dxa" w:w="3230"/>
+            <w:shd w:val="clear" w:color="auto" w:fill="B8B3D6"/>
+            <w:tcBorders>
+              <w:top w:val="single" w:sz="4" w:space="0" w:color="CBCBCB"/>
+              <w:left w:val="single" w:sz="4" w:space="0" w:color="CBCBCB"/>
+              <w:bottom w:val="single" w:sz="4" w:space="0" w:color="CBCBCB"/>
+              <w:right w:val="single" w:sz="4" w:space="0" w:color="CBCBCB"/>
+            </w:tcBorders>
+          </w:tcPr>
+          <w:p>
+            <w:r>
+              <w:rPr>
+                <w:sz w:val="20"/>
+              </w:rPr>
+              <w:t>DAILY</w:t>
+            </w:r>
+          </w:p>
+        </w:tc>
+        <w:tc>
+          <w:tcPr>
+            <w:tcW w:type="dxa" w:w="3230"/>
+            <w:shd w:val="clear" w:color="auto" w:fill="B8B3D6"/>
+            <w:tcBorders>
+              <w:top w:val="single" w:sz="4" w:space="0" w:color="CBCBCB"/>
+              <w:left w:val="single" w:sz="4" w:space="0" w:color="CBCBCB"/>
+              <w:bottom w:val="single" w:sz="4" w:space="0" w:color="CBCBCB"/>
+              <w:right w:val="single" w:sz="4" w:space="0" w:color="CBCBCB"/>
+            </w:tcBorders>
+          </w:tcPr>
+          <w:p>
+            <w:r>
+              <w:rPr>
+                <w:sz w:val="20"/>
+              </w:rPr>
+              <w:t>Tham gia gần như mọi workflow (review/design/hotfix)</w:t>
+            </w:r>
+          </w:p>
+        </w:tc>
+      </w:tr>
+      <w:tr>
+        <w:tc>
+          <w:tcPr>
+            <w:tcW w:type="dxa" w:w="3230"/>
+            <w:tcBorders>
+              <w:top w:val="single" w:sz="4" w:space="0" w:color="CBCBCB"/>
+              <w:left w:val="single" w:sz="4" w:space="0" w:color="CBCBCB"/>
+              <w:bottom w:val="single" w:sz="4" w:space="0" w:color="CBCBCB"/>
+              <w:right w:val="single" w:sz="4" w:space="0" w:color="CBCBCB"/>
+            </w:tcBorders>
+          </w:tcPr>
+          <w:p>
+            <w:r>
+              <w:rPr>
+                <w:b/>
+                <w:sz w:val="20"/>
+              </w:rPr>
+              <w:t>Senior Developer</w:t>
+            </w:r>
+          </w:p>
+        </w:tc>
+        <w:tc>
+          <w:tcPr>
+            <w:tcW w:type="dxa" w:w="3230"/>
+            <w:tcBorders>
+              <w:top w:val="single" w:sz="4" w:space="0" w:color="CBCBCB"/>
+              <w:left w:val="single" w:sz="4" w:space="0" w:color="CBCBCB"/>
+              <w:bottom w:val="single" w:sz="4" w:space="0" w:color="CBCBCB"/>
+              <w:right w:val="single" w:sz="4" w:space="0" w:color="CBCBCB"/>
+            </w:tcBorders>
+          </w:tcPr>
+          <w:p>
+            <w:r>
+              <w:rPr>
+                <w:sz w:val="20"/>
+              </w:rPr>
+              <w:t>DAILY</w:t>
+            </w:r>
+          </w:p>
+        </w:tc>
+        <w:tc>
+          <w:tcPr>
+            <w:tcW w:type="dxa" w:w="3230"/>
+            <w:tcBorders>
+              <w:top w:val="single" w:sz="4" w:space="0" w:color="CBCBCB"/>
+              <w:left w:val="single" w:sz="4" w:space="0" w:color="CBCBCB"/>
+              <w:bottom w:val="single" w:sz="4" w:space="0" w:color="CBCBCB"/>
+              <w:right w:val="single" w:sz="4" w:space="0" w:color="CBCBCB"/>
+            </w:tcBorders>
+          </w:tcPr>
+          <w:p>
+            <w:r>
+              <w:rPr>
+                <w:sz w:val="20"/>
+              </w:rPr>
+              <w:t>Tham gia WF-FEATURE/BUGFIX/HOTFIX/REFACTOR — code chính</w:t>
+            </w:r>
+          </w:p>
+        </w:tc>
+      </w:tr>
+      <w:tr>
+        <w:tc>
+          <w:tcPr>
+            <w:tcW w:type="dxa" w:w="3230"/>
+            <w:shd w:val="clear" w:color="auto" w:fill="B8B3D6"/>
+            <w:tcBorders>
+              <w:top w:val="single" w:sz="4" w:space="0" w:color="CBCBCB"/>
+              <w:left w:val="single" w:sz="4" w:space="0" w:color="CBCBCB"/>
+              <w:bottom w:val="single" w:sz="4" w:space="0" w:color="CBCBCB"/>
+              <w:right w:val="single" w:sz="4" w:space="0" w:color="CBCBCB"/>
+            </w:tcBorders>
+          </w:tcPr>
+          <w:p>
+            <w:r>
+              <w:rPr>
+                <w:b/>
+                <w:sz w:val="20"/>
+              </w:rPr>
+              <w:t>Junior Developer</w:t>
+            </w:r>
+          </w:p>
+        </w:tc>
+        <w:tc>
+          <w:tcPr>
+            <w:tcW w:type="dxa" w:w="3230"/>
+            <w:shd w:val="clear" w:color="auto" w:fill="B8B3D6"/>
+            <w:tcBorders>
+              <w:top w:val="single" w:sz="4" w:space="0" w:color="CBCBCB"/>
+              <w:left w:val="single" w:sz="4" w:space="0" w:color="CBCBCB"/>
+              <w:bottom w:val="single" w:sz="4" w:space="0" w:color="CBCBCB"/>
+              <w:right w:val="single" w:sz="4" w:space="0" w:color="CBCBCB"/>
+            </w:tcBorders>
+          </w:tcPr>
+          <w:p>
+            <w:r>
+              <w:rPr>
+                <w:sz w:val="20"/>
+              </w:rPr>
+              <w:t>DAILY</w:t>
+            </w:r>
+          </w:p>
+        </w:tc>
+        <w:tc>
+          <w:tcPr>
+            <w:tcW w:type="dxa" w:w="3230"/>
+            <w:shd w:val="clear" w:color="auto" w:fill="B8B3D6"/>
+            <w:tcBorders>
+              <w:top w:val="single" w:sz="4" w:space="0" w:color="CBCBCB"/>
+              <w:left w:val="single" w:sz="4" w:space="0" w:color="CBCBCB"/>
+              <w:bottom w:val="single" w:sz="4" w:space="0" w:color="CBCBCB"/>
+              <w:right w:val="single" w:sz="4" w:space="0" w:color="CBCBCB"/>
+            </w:tcBorders>
+          </w:tcPr>
+          <w:p>
+            <w:r>
+              <w:rPr>
+                <w:sz w:val="20"/>
+              </w:rPr>
+              <w:t>Tham gia WF-FEATURE/BUGFIX/FASTTRACK — code CRUD/UI</w:t>
+            </w:r>
+          </w:p>
+        </w:tc>
+      </w:tr>
+      <w:tr>
+        <w:tc>
+          <w:tcPr>
+            <w:tcW w:type="dxa" w:w="3230"/>
+            <w:tcBorders>
+              <w:top w:val="single" w:sz="4" w:space="0" w:color="CBCBCB"/>
+              <w:left w:val="single" w:sz="4" w:space="0" w:color="CBCBCB"/>
+              <w:bottom w:val="single" w:sz="4" w:space="0" w:color="CBCBCB"/>
+              <w:right w:val="single" w:sz="4" w:space="0" w:color="CBCBCB"/>
+            </w:tcBorders>
+          </w:tcPr>
+          <w:p>
+            <w:r>
+              <w:rPr>
+                <w:b/>
+                <w:sz w:val="20"/>
+              </w:rPr>
+              <w:t>QA Lead</w:t>
+            </w:r>
+          </w:p>
+        </w:tc>
+        <w:tc>
+          <w:tcPr>
+            <w:tcW w:type="dxa" w:w="3230"/>
+            <w:tcBorders>
+              <w:top w:val="single" w:sz="4" w:space="0" w:color="CBCBCB"/>
+              <w:left w:val="single" w:sz="4" w:space="0" w:color="CBCBCB"/>
+              <w:bottom w:val="single" w:sz="4" w:space="0" w:color="CBCBCB"/>
+              <w:right w:val="single" w:sz="4" w:space="0" w:color="CBCBCB"/>
+            </w:tcBorders>
+          </w:tcPr>
+          <w:p>
+            <w:r>
+              <w:rPr>
+                <w:sz w:val="20"/>
+              </w:rPr>
+              <w:t>DAILY</w:t>
+            </w:r>
+          </w:p>
+        </w:tc>
+        <w:tc>
+          <w:tcPr>
+            <w:tcW w:type="dxa" w:w="3230"/>
+            <w:tcBorders>
+              <w:top w:val="single" w:sz="4" w:space="0" w:color="CBCBCB"/>
+              <w:left w:val="single" w:sz="4" w:space="0" w:color="CBCBCB"/>
+              <w:bottom w:val="single" w:sz="4" w:space="0" w:color="CBCBCB"/>
+              <w:right w:val="single" w:sz="4" w:space="0" w:color="CBCBCB"/>
+            </w:tcBorders>
+          </w:tcPr>
+          <w:p>
+            <w:r>
+              <w:rPr>
+                <w:sz w:val="20"/>
+              </w:rPr>
+              <w:t>Tham gia WF-FEATURE/BUGFIX/TEST/SPRINT, sign-off</w:t>
+            </w:r>
+          </w:p>
+        </w:tc>
+      </w:tr>
+      <w:tr>
+        <w:tc>
+          <w:tcPr>
+            <w:tcW w:type="dxa" w:w="3230"/>
+            <w:shd w:val="clear" w:color="auto" w:fill="B8B3D6"/>
+            <w:tcBorders>
+              <w:top w:val="single" w:sz="4" w:space="0" w:color="CBCBCB"/>
+              <w:left w:val="single" w:sz="4" w:space="0" w:color="CBCBCB"/>
+              <w:bottom w:val="single" w:sz="4" w:space="0" w:color="CBCBCB"/>
+              <w:right w:val="single" w:sz="4" w:space="0" w:color="CBCBCB"/>
+            </w:tcBorders>
+          </w:tcPr>
+          <w:p>
+            <w:r>
+              <w:rPr>
+                <w:b/>
+                <w:sz w:val="20"/>
+              </w:rPr>
+              <w:t>QA Engineer</w:t>
+            </w:r>
+          </w:p>
+        </w:tc>
+        <w:tc>
+          <w:tcPr>
+            <w:tcW w:type="dxa" w:w="3230"/>
+            <w:shd w:val="clear" w:color="auto" w:fill="B8B3D6"/>
+            <w:tcBorders>
+              <w:top w:val="single" w:sz="4" w:space="0" w:color="CBCBCB"/>
+              <w:left w:val="single" w:sz="4" w:space="0" w:color="CBCBCB"/>
+              <w:bottom w:val="single" w:sz="4" w:space="0" w:color="CBCBCB"/>
+              <w:right w:val="single" w:sz="4" w:space="0" w:color="CBCBCB"/>
+            </w:tcBorders>
+          </w:tcPr>
+          <w:p>
+            <w:r>
+              <w:rPr>
+                <w:sz w:val="20"/>
+              </w:rPr>
+              <w:t>DAILY</w:t>
+            </w:r>
+          </w:p>
+        </w:tc>
+        <w:tc>
+          <w:tcPr>
+            <w:tcW w:type="dxa" w:w="3230"/>
+            <w:shd w:val="clear" w:color="auto" w:fill="B8B3D6"/>
+            <w:tcBorders>
+              <w:top w:val="single" w:sz="4" w:space="0" w:color="CBCBCB"/>
+              <w:left w:val="single" w:sz="4" w:space="0" w:color="CBCBCB"/>
+              <w:bottom w:val="single" w:sz="4" w:space="0" w:color="CBCBCB"/>
+              <w:right w:val="single" w:sz="4" w:space="0" w:color="CBCBCB"/>
+            </w:tcBorders>
+          </w:tcPr>
+          <w:p>
+            <w:r>
+              <w:rPr>
+                <w:sz w:val="20"/>
+              </w:rPr>
+              <w:t>Tham gia hầu hết workflow, verify fix/feature</w:t>
+            </w:r>
+          </w:p>
+        </w:tc>
+      </w:tr>
+      <w:tr>
+        <w:tc>
+          <w:tcPr>
+            <w:tcW w:type="dxa" w:w="3230"/>
+            <w:tcBorders>
+              <w:top w:val="single" w:sz="4" w:space="0" w:color="CBCBCB"/>
+              <w:left w:val="single" w:sz="4" w:space="0" w:color="CBCBCB"/>
+              <w:bottom w:val="single" w:sz="4" w:space="0" w:color="CBCBCB"/>
+              <w:right w:val="single" w:sz="4" w:space="0" w:color="CBCBCB"/>
+            </w:tcBorders>
+          </w:tcPr>
+          <w:p>
+            <w:r>
+              <w:rPr>
+                <w:b/>
+                <w:sz w:val="20"/>
+              </w:rPr>
+              <w:t>DevOps Lead</w:t>
+            </w:r>
+          </w:p>
+        </w:tc>
+        <w:tc>
+          <w:tcPr>
+            <w:tcW w:type="dxa" w:w="3230"/>
+            <w:tcBorders>
+              <w:top w:val="single" w:sz="4" w:space="0" w:color="CBCBCB"/>
+              <w:left w:val="single" w:sz="4" w:space="0" w:color="CBCBCB"/>
+              <w:bottom w:val="single" w:sz="4" w:space="0" w:color="CBCBCB"/>
+              <w:right w:val="single" w:sz="4" w:space="0" w:color="CBCBCB"/>
+            </w:tcBorders>
+          </w:tcPr>
+          <w:p>
+            <w:r>
+              <w:rPr>
+                <w:sz w:val="20"/>
+              </w:rPr>
+              <w:t>DAILY</w:t>
+            </w:r>
+          </w:p>
+        </w:tc>
+        <w:tc>
+          <w:tcPr>
+            <w:tcW w:type="dxa" w:w="3230"/>
+            <w:tcBorders>
+              <w:top w:val="single" w:sz="4" w:space="0" w:color="CBCBCB"/>
+              <w:left w:val="single" w:sz="4" w:space="0" w:color="CBCBCB"/>
+              <w:bottom w:val="single" w:sz="4" w:space="0" w:color="CBCBCB"/>
+              <w:right w:val="single" w:sz="4" w:space="0" w:color="CBCBCB"/>
+            </w:tcBorders>
+          </w:tcPr>
+          <w:p>
+            <w:r>
+              <w:rPr>
+                <w:sz w:val="20"/>
+              </w:rPr>
+              <w:t>Tham gia deploy/incident, approve production</w:t>
+            </w:r>
+          </w:p>
+        </w:tc>
+      </w:tr>
+      <w:tr>
+        <w:tc>
+          <w:tcPr>
+            <w:tcW w:type="dxa" w:w="3230"/>
+            <w:shd w:val="clear" w:color="auto" w:fill="B8B3D6"/>
+            <w:tcBorders>
+              <w:top w:val="single" w:sz="4" w:space="0" w:color="CBCBCB"/>
+              <w:left w:val="single" w:sz="4" w:space="0" w:color="CBCBCB"/>
+              <w:bottom w:val="single" w:sz="4" w:space="0" w:color="CBCBCB"/>
+              <w:right w:val="single" w:sz="4" w:space="0" w:color="CBCBCB"/>
+            </w:tcBorders>
+          </w:tcPr>
+          <w:p>
+            <w:r>
+              <w:rPr>
+                <w:b/>
+                <w:sz w:val="20"/>
+              </w:rPr>
+              <w:t>DevOps Engineer</w:t>
+            </w:r>
+          </w:p>
+        </w:tc>
+        <w:tc>
+          <w:tcPr>
+            <w:tcW w:type="dxa" w:w="3230"/>
+            <w:shd w:val="clear" w:color="auto" w:fill="B8B3D6"/>
+            <w:tcBorders>
+              <w:top w:val="single" w:sz="4" w:space="0" w:color="CBCBCB"/>
+              <w:left w:val="single" w:sz="4" w:space="0" w:color="CBCBCB"/>
+              <w:bottom w:val="single" w:sz="4" w:space="0" w:color="CBCBCB"/>
+              <w:right w:val="single" w:sz="4" w:space="0" w:color="CBCBCB"/>
+            </w:tcBorders>
+          </w:tcPr>
+          <w:p>
+            <w:r>
+              <w:rPr>
+                <w:sz w:val="20"/>
+              </w:rPr>
+              <w:t>DAILY</w:t>
+            </w:r>
+          </w:p>
+        </w:tc>
+        <w:tc>
+          <w:tcPr>
+            <w:tcW w:type="dxa" w:w="3230"/>
+            <w:shd w:val="clear" w:color="auto" w:fill="B8B3D6"/>
+            <w:tcBorders>
+              <w:top w:val="single" w:sz="4" w:space="0" w:color="CBCBCB"/>
+              <w:left w:val="single" w:sz="4" w:space="0" w:color="CBCBCB"/>
+              <w:bottom w:val="single" w:sz="4" w:space="0" w:color="CBCBCB"/>
+              <w:right w:val="single" w:sz="4" w:space="0" w:color="CBCBCB"/>
+            </w:tcBorders>
+          </w:tcPr>
+          <w:p>
+            <w:r>
+              <w:rPr>
+                <w:sz w:val="20"/>
+              </w:rPr>
+              <w:t>Tham gia WF-DEVOPS/FEATURE/BUGFIX, CI/CD</w:t>
+            </w:r>
+          </w:p>
+        </w:tc>
+      </w:tr>
+      <w:tr>
+        <w:tc>
+          <w:tcPr>
+            <w:tcW w:type="dxa" w:w="3230"/>
+            <w:tcBorders>
+              <w:top w:val="single" w:sz="4" w:space="0" w:color="CBCBCB"/>
+              <w:left w:val="single" w:sz="4" w:space="0" w:color="CBCBCB"/>
+              <w:bottom w:val="single" w:sz="4" w:space="0" w:color="CBCBCB"/>
+              <w:right w:val="single" w:sz="4" w:space="0" w:color="CBCBCB"/>
+            </w:tcBorders>
+          </w:tcPr>
+          <w:p>
+            <w:r>
+              <w:rPr>
+                <w:b/>
+                <w:sz w:val="20"/>
+              </w:rPr>
+              <w:t>Project Manager</w:t>
+            </w:r>
+          </w:p>
+        </w:tc>
+        <w:tc>
+          <w:tcPr>
+            <w:tcW w:type="dxa" w:w="3230"/>
+            <w:tcBorders>
+              <w:top w:val="single" w:sz="4" w:space="0" w:color="CBCBCB"/>
+              <w:left w:val="single" w:sz="4" w:space="0" w:color="CBCBCB"/>
+              <w:bottom w:val="single" w:sz="4" w:space="0" w:color="CBCBCB"/>
+              <w:right w:val="single" w:sz="4" w:space="0" w:color="CBCBCB"/>
+            </w:tcBorders>
+          </w:tcPr>
+          <w:p>
+            <w:r>
+              <w:rPr>
+                <w:sz w:val="20"/>
+              </w:rPr>
+              <w:t>DAILY</w:t>
+            </w:r>
+          </w:p>
+        </w:tc>
+        <w:tc>
+          <w:tcPr>
+            <w:tcW w:type="dxa" w:w="3230"/>
+            <w:tcBorders>
+              <w:top w:val="single" w:sz="4" w:space="0" w:color="CBCBCB"/>
+              <w:left w:val="single" w:sz="4" w:space="0" w:color="CBCBCB"/>
+              <w:bottom w:val="single" w:sz="4" w:space="0" w:color="CBCBCB"/>
+              <w:right w:val="single" w:sz="4" w:space="0" w:color="CBCBCB"/>
+            </w:tcBorders>
+          </w:tcPr>
+          <w:p>
+            <w:r>
+              <w:rPr>
+                <w:sz w:val="20"/>
+              </w:rPr>
+              <w:t>Tham gia WF-FEATURE/SPRINT, tracking tiến độ</w:t>
+            </w:r>
+          </w:p>
+        </w:tc>
+      </w:tr>
+      <w:tr>
+        <w:tc>
+          <w:tcPr>
+            <w:tcW w:type="dxa" w:w="3230"/>
+            <w:shd w:val="clear" w:color="auto" w:fill="B8B3D6"/>
+            <w:tcBorders>
+              <w:top w:val="single" w:sz="4" w:space="0" w:color="CBCBCB"/>
+              <w:left w:val="single" w:sz="4" w:space="0" w:color="CBCBCB"/>
+              <w:bottom w:val="single" w:sz="4" w:space="0" w:color="CBCBCB"/>
+              <w:right w:val="single" w:sz="4" w:space="0" w:color="CBCBCB"/>
+            </w:tcBorders>
+          </w:tcPr>
+          <w:p>
+            <w:r>
+              <w:rPr>
+                <w:b/>
+                <w:sz w:val="20"/>
+              </w:rPr>
+              <w:t>UI/UX Designer</w:t>
+            </w:r>
+          </w:p>
+        </w:tc>
+        <w:tc>
+          <w:tcPr>
+            <w:tcW w:type="dxa" w:w="3230"/>
+            <w:shd w:val="clear" w:color="auto" w:fill="B8B3D6"/>
+            <w:tcBorders>
+              <w:top w:val="single" w:sz="4" w:space="0" w:color="CBCBCB"/>
+              <w:left w:val="single" w:sz="4" w:space="0" w:color="CBCBCB"/>
+              <w:bottom w:val="single" w:sz="4" w:space="0" w:color="CBCBCB"/>
+              <w:right w:val="single" w:sz="4" w:space="0" w:color="CBCBCB"/>
+            </w:tcBorders>
+          </w:tcPr>
+          <w:p>
+            <w:r>
+              <w:rPr>
+                <w:sz w:val="20"/>
+              </w:rPr>
+              <w:t>DAILY</w:t>
+            </w:r>
+          </w:p>
+        </w:tc>
+        <w:tc>
+          <w:tcPr>
+            <w:tcW w:type="dxa" w:w="3230"/>
+            <w:shd w:val="clear" w:color="auto" w:fill="B8B3D6"/>
+            <w:tcBorders>
+              <w:top w:val="single" w:sz="4" w:space="0" w:color="CBCBCB"/>
+              <w:left w:val="single" w:sz="4" w:space="0" w:color="CBCBCB"/>
+              <w:bottom w:val="single" w:sz="4" w:space="0" w:color="CBCBCB"/>
+              <w:right w:val="single" w:sz="4" w:space="0" w:color="CBCBCB"/>
+            </w:tcBorders>
+          </w:tcPr>
+          <w:p>
+            <w:r>
+              <w:rPr>
+                <w:sz w:val="20"/>
+              </w:rPr>
+              <w:t>Tham gia WF-FEATURE/UI — thiết kế mockup</w:t>
+            </w:r>
+          </w:p>
+        </w:tc>
+      </w:tr>
+      <w:tr>
+        <w:tc>
+          <w:tcPr>
+            <w:tcW w:type="dxa" w:w="3230"/>
+            <w:tcBorders>
+              <w:top w:val="single" w:sz="4" w:space="0" w:color="CBCBCB"/>
+              <w:left w:val="single" w:sz="4" w:space="0" w:color="CBCBCB"/>
+              <w:bottom w:val="single" w:sz="4" w:space="0" w:color="CBCBCB"/>
+              <w:right w:val="single" w:sz="4" w:space="0" w:color="CBCBCB"/>
+            </w:tcBorders>
+          </w:tcPr>
+          <w:p>
+            <w:r>
+              <w:rPr>
+                <w:b/>
+                <w:sz w:val="20"/>
+              </w:rPr>
+              <w:t>UX/UI Reviewer</w:t>
+            </w:r>
+          </w:p>
+        </w:tc>
+        <w:tc>
+          <w:tcPr>
+            <w:tcW w:type="dxa" w:w="3230"/>
+            <w:tcBorders>
+              <w:top w:val="single" w:sz="4" w:space="0" w:color="CBCBCB"/>
+              <w:left w:val="single" w:sz="4" w:space="0" w:color="CBCBCB"/>
+              <w:bottom w:val="single" w:sz="4" w:space="0" w:color="CBCBCB"/>
+              <w:right w:val="single" w:sz="4" w:space="0" w:color="CBCBCB"/>
+            </w:tcBorders>
+          </w:tcPr>
+          <w:p>
+            <w:r>
+              <w:rPr>
+                <w:sz w:val="20"/>
+              </w:rPr>
+              <w:t>DAILY (có điều kiện)</w:t>
+            </w:r>
+          </w:p>
+        </w:tc>
+        <w:tc>
+          <w:tcPr>
+            <w:tcW w:type="dxa" w:w="3230"/>
+            <w:tcBorders>
+              <w:top w:val="single" w:sz="4" w:space="0" w:color="CBCBCB"/>
+              <w:left w:val="single" w:sz="4" w:space="0" w:color="CBCBCB"/>
+              <w:bottom w:val="single" w:sz="4" w:space="0" w:color="CBCBCB"/>
+              <w:right w:val="single" w:sz="4" w:space="0" w:color="CBCBCB"/>
+            </w:tcBorders>
+          </w:tcPr>
+          <w:p>
+            <w:r>
+              <w:rPr>
+                <w:sz w:val="20"/>
+              </w:rPr>
+              <w:t>Tự động chèn vào workflow khi có thay đổi UI — không gọi nếu chỉ backend</w:t>
+            </w:r>
+          </w:p>
+        </w:tc>
+      </w:tr>
+      <w:tr>
+        <w:tc>
+          <w:tcPr>
+            <w:tcW w:type="dxa" w:w="3230"/>
+            <w:shd w:val="clear" w:color="auto" w:fill="B8B3D6"/>
+            <w:tcBorders>
+              <w:top w:val="single" w:sz="4" w:space="0" w:color="CBCBCB"/>
+              <w:left w:val="single" w:sz="4" w:space="0" w:color="CBCBCB"/>
+              <w:bottom w:val="single" w:sz="4" w:space="0" w:color="CBCBCB"/>
+              <w:right w:val="single" w:sz="4" w:space="0" w:color="CBCBCB"/>
+            </w:tcBorders>
+          </w:tcPr>
+          <w:p>
+            <w:r>
+              <w:rPr>
+                <w:b/>
+                <w:sz w:val="20"/>
+              </w:rPr>
+              <w:t>task-planner</w:t>
+            </w:r>
+          </w:p>
+        </w:tc>
+        <w:tc>
+          <w:tcPr>
+            <w:tcW w:type="dxa" w:w="3230"/>
+            <w:shd w:val="clear" w:color="auto" w:fill="B8B3D6"/>
+            <w:tcBorders>
+              <w:top w:val="single" w:sz="4" w:space="0" w:color="CBCBCB"/>
+              <w:left w:val="single" w:sz="4" w:space="0" w:color="CBCBCB"/>
+              <w:bottom w:val="single" w:sz="4" w:space="0" w:color="CBCBCB"/>
+              <w:right w:val="single" w:sz="4" w:space="0" w:color="CBCBCB"/>
+            </w:tcBorders>
+          </w:tcPr>
+          <w:p>
+            <w:r>
+              <w:rPr>
+                <w:sz w:val="20"/>
+              </w:rPr>
+              <w:t>DAILY</w:t>
+            </w:r>
+          </w:p>
+        </w:tc>
+        <w:tc>
+          <w:tcPr>
+            <w:tcW w:type="dxa" w:w="3230"/>
+            <w:shd w:val="clear" w:color="auto" w:fill="B8B3D6"/>
+            <w:tcBorders>
+              <w:top w:val="single" w:sz="4" w:space="0" w:color="CBCBCB"/>
+              <w:left w:val="single" w:sz="4" w:space="0" w:color="CBCBCB"/>
+              <w:bottom w:val="single" w:sz="4" w:space="0" w:color="CBCBCB"/>
+              <w:right w:val="single" w:sz="4" w:space="0" w:color="CBCBCB"/>
+            </w:tcBorders>
+          </w:tcPr>
+          <w:p>
+            <w:r>
+              <w:rPr>
+                <w:sz w:val="20"/>
+              </w:rPr>
+              <w:t>Chạy mỗi task mới để tạo/load plan file (Pre-0)</w:t>
+            </w:r>
+          </w:p>
+        </w:tc>
+      </w:tr>
+      <w:tr>
+        <w:tc>
+          <w:tcPr>
+            <w:tcW w:type="dxa" w:w="3230"/>
+            <w:tcBorders>
+              <w:top w:val="single" w:sz="4" w:space="0" w:color="CBCBCB"/>
+              <w:left w:val="single" w:sz="4" w:space="0" w:color="CBCBCB"/>
+              <w:bottom w:val="single" w:sz="4" w:space="0" w:color="CBCBCB"/>
+              <w:right w:val="single" w:sz="4" w:space="0" w:color="CBCBCB"/>
+            </w:tcBorders>
+          </w:tcPr>
+          <w:p>
+            <w:r>
+              <w:rPr>
+                <w:b/>
+                <w:sz w:val="20"/>
+              </w:rPr>
+              <w:t>md-optimizer</w:t>
+            </w:r>
+          </w:p>
+        </w:tc>
+        <w:tc>
+          <w:tcPr>
+            <w:tcW w:type="dxa" w:w="3230"/>
+            <w:tcBorders>
+              <w:top w:val="single" w:sz="4" w:space="0" w:color="CBCBCB"/>
+              <w:left w:val="single" w:sz="4" w:space="0" w:color="CBCBCB"/>
+              <w:bottom w:val="single" w:sz="4" w:space="0" w:color="CBCBCB"/>
+              <w:right w:val="single" w:sz="4" w:space="0" w:color="CBCBCB"/>
+            </w:tcBorders>
+          </w:tcPr>
+          <w:p>
+            <w:r>
+              <w:rPr>
+                <w:sz w:val="20"/>
+              </w:rPr>
+              <w:t>DAILY (khi cần)</w:t>
+            </w:r>
+          </w:p>
+        </w:tc>
+        <w:tc>
+          <w:tcPr>
+            <w:tcW w:type="dxa" w:w="3230"/>
+            <w:tcBorders>
+              <w:top w:val="single" w:sz="4" w:space="0" w:color="CBCBCB"/>
+              <w:left w:val="single" w:sz="4" w:space="0" w:color="CBCBCB"/>
+              <w:bottom w:val="single" w:sz="4" w:space="0" w:color="CBCBCB"/>
+              <w:right w:val="single" w:sz="4" w:space="0" w:color="CBCBCB"/>
+            </w:tcBorders>
+          </w:tcPr>
+          <w:p>
+            <w:r>
+              <w:rPr>
+                <w:sz w:val="20"/>
+              </w:rPr>
+              <w:t>Utility — tối ưu file .md mới tạo; gọi sau khi tạo agent/skill mới</w:t>
+            </w:r>
+          </w:p>
+        </w:tc>
+      </w:tr>
+      <w:tr>
+        <w:tc>
+          <w:tcPr>
+            <w:tcW w:type="dxa" w:w="3230"/>
+            <w:shd w:val="clear" w:color="auto" w:fill="B8B3D6"/>
+            <w:tcBorders>
+              <w:top w:val="single" w:sz="4" w:space="0" w:color="CBCBCB"/>
+              <w:left w:val="single" w:sz="4" w:space="0" w:color="CBCBCB"/>
+              <w:bottom w:val="single" w:sz="4" w:space="0" w:color="CBCBCB"/>
+              <w:right w:val="single" w:sz="4" w:space="0" w:color="CBCBCB"/>
+            </w:tcBorders>
+          </w:tcPr>
+          <w:p>
+            <w:r>
+              <w:rPr>
+                <w:b/>
+                <w:sz w:val="20"/>
+              </w:rPr>
+              <w:t>code-migrator</w:t>
+            </w:r>
+          </w:p>
+        </w:tc>
+        <w:tc>
+          <w:tcPr>
+            <w:tcW w:type="dxa" w:w="3230"/>
+            <w:shd w:val="clear" w:color="auto" w:fill="B8B3D6"/>
+            <w:tcBorders>
+              <w:top w:val="single" w:sz="4" w:space="0" w:color="CBCBCB"/>
+              <w:left w:val="single" w:sz="4" w:space="0" w:color="CBCBCB"/>
+              <w:bottom w:val="single" w:sz="4" w:space="0" w:color="CBCBCB"/>
+              <w:right w:val="single" w:sz="4" w:space="0" w:color="CBCBCB"/>
+            </w:tcBorders>
+          </w:tcPr>
+          <w:p>
+            <w:r>
+              <w:rPr>
+                <w:sz w:val="20"/>
+              </w:rPr>
+              <w:t>LIBRARY</w:t>
+            </w:r>
+          </w:p>
+        </w:tc>
+        <w:tc>
+          <w:tcPr>
+            <w:tcW w:type="dxa" w:w="3230"/>
+            <w:shd w:val="clear" w:color="auto" w:fill="B8B3D6"/>
+            <w:tcBorders>
+              <w:top w:val="single" w:sz="4" w:space="0" w:color="CBCBCB"/>
+              <w:left w:val="single" w:sz="4" w:space="0" w:color="CBCBCB"/>
+              <w:bottom w:val="single" w:sz="4" w:space="0" w:color="CBCBCB"/>
+              <w:right w:val="single" w:sz="4" w:space="0" w:color="CBCBCB"/>
+            </w:tcBorders>
+          </w:tcPr>
+          <w:p>
+            <w:r>
+              <w:rPr>
+                <w:sz w:val="20"/>
+              </w:rPr>
+              <w:t>CHỈ khi user yêu cầu rõ migrate framework/ngôn ngữ/UI stack (WF-MIGRATE)</w:t>
+            </w:r>
+          </w:p>
+        </w:tc>
+      </w:tr>
+      <w:tr>
+        <w:tc>
+          <w:tcPr>
+            <w:tcW w:type="dxa" w:w="3230"/>
+            <w:tcBorders>
+              <w:top w:val="single" w:sz="4" w:space="0" w:color="CBCBCB"/>
+              <w:left w:val="single" w:sz="4" w:space="0" w:color="CBCBCB"/>
+              <w:bottom w:val="single" w:sz="4" w:space="0" w:color="CBCBCB"/>
+              <w:right w:val="single" w:sz="4" w:space="0" w:color="CBCBCB"/>
+            </w:tcBorders>
+          </w:tcPr>
+          <w:p>
+            <w:r>
+              <w:rPr>
+                <w:b/>
+                <w:sz w:val="20"/>
+              </w:rPr>
+              <w:t>github-repo-researcher</w:t>
+            </w:r>
+          </w:p>
+        </w:tc>
+        <w:tc>
+          <w:tcPr>
+            <w:tcW w:type="dxa" w:w="3230"/>
+            <w:tcBorders>
+              <w:top w:val="single" w:sz="4" w:space="0" w:color="CBCBCB"/>
+              <w:left w:val="single" w:sz="4" w:space="0" w:color="CBCBCB"/>
+              <w:bottom w:val="single" w:sz="4" w:space="0" w:color="CBCBCB"/>
+              <w:right w:val="single" w:sz="4" w:space="0" w:color="CBCBCB"/>
+            </w:tcBorders>
+          </w:tcPr>
+          <w:p>
+            <w:r>
+              <w:rPr>
+                <w:sz w:val="20"/>
+              </w:rPr>
+              <w:t>LIBRARY</w:t>
+            </w:r>
+          </w:p>
+        </w:tc>
+        <w:tc>
+          <w:tcPr>
+            <w:tcW w:type="dxa" w:w="3230"/>
+            <w:tcBorders>
+              <w:top w:val="single" w:sz="4" w:space="0" w:color="CBCBCB"/>
+              <w:left w:val="single" w:sz="4" w:space="0" w:color="CBCBCB"/>
+              <w:bottom w:val="single" w:sz="4" w:space="0" w:color="CBCBCB"/>
+              <w:right w:val="single" w:sz="4" w:space="0" w:color="CBCBCB"/>
+            </w:tcBorders>
+          </w:tcPr>
+          <w:p>
+            <w:r>
+              <w:rPr>
+                <w:sz w:val="20"/>
+              </w:rPr>
+              <w:t>CHỈ khi user gửi link GitHub repo kèm yêu cầu nghiên cứu (WF-GITHUB-RESEARCH) — dù để cải tiến KZTEK (Mode A) hay chỉ học tập/tham khảo (Mode B)</w:t>
+            </w:r>
+          </w:p>
+        </w:tc>
+      </w:tr>
+      <w:tr>
+        <w:tc>
+          <w:tcPr>
+            <w:tcW w:type="dxa" w:w="3230"/>
+            <w:shd w:val="clear" w:color="auto" w:fill="B8B3D6"/>
+            <w:tcBorders>
+              <w:top w:val="single" w:sz="4" w:space="0" w:color="CBCBCB"/>
+              <w:left w:val="single" w:sz="4" w:space="0" w:color="CBCBCB"/>
+              <w:bottom w:val="single" w:sz="4" w:space="0" w:color="CBCBCB"/>
+              <w:right w:val="single" w:sz="4" w:space="0" w:color="CBCBCB"/>
+            </w:tcBorders>
+          </w:tcPr>
+          <w:p>
+            <w:r>
+              <w:rPr>
+                <w:b/>
+                <w:sz w:val="20"/>
+              </w:rPr>
+              <w:t>documentation-writer</w:t>
+            </w:r>
+          </w:p>
+        </w:tc>
+        <w:tc>
+          <w:tcPr>
+            <w:tcW w:type="dxa" w:w="3230"/>
+            <w:shd w:val="clear" w:color="auto" w:fill="B8B3D6"/>
+            <w:tcBorders>
+              <w:top w:val="single" w:sz="4" w:space="0" w:color="CBCBCB"/>
+              <w:left w:val="single" w:sz="4" w:space="0" w:color="CBCBCB"/>
+              <w:bottom w:val="single" w:sz="4" w:space="0" w:color="CBCBCB"/>
+              <w:right w:val="single" w:sz="4" w:space="0" w:color="CBCBCB"/>
+            </w:tcBorders>
+          </w:tcPr>
+          <w:p>
+            <w:r>
+              <w:rPr>
+                <w:sz w:val="20"/>
+              </w:rPr>
+              <w:t>LIBRARY</w:t>
+            </w:r>
+          </w:p>
+        </w:tc>
+        <w:tc>
+          <w:tcPr>
+            <w:tcW w:type="dxa" w:w="3230"/>
+            <w:shd w:val="clear" w:color="auto" w:fill="B8B3D6"/>
+            <w:tcBorders>
+              <w:top w:val="single" w:sz="4" w:space="0" w:color="CBCBCB"/>
+              <w:left w:val="single" w:sz="4" w:space="0" w:color="CBCBCB"/>
+              <w:bottom w:val="single" w:sz="4" w:space="0" w:color="CBCBCB"/>
+              <w:right w:val="single" w:sz="4" w:space="0" w:color="CBCBCB"/>
+            </w:tcBorders>
+          </w:tcPr>
+          <w:p>
+            <w:r>
+              <w:rPr>
+                <w:sz w:val="20"/>
+              </w:rPr>
+              <w:t>CHỈ khi user yêu cầu rõ tạo tài liệu hướng dẫn/manual (WF-DOCS/WF-CONVERT)</w:t>
+            </w:r>
+          </w:p>
+        </w:tc>
+      </w:tr>
+    </w:tbl>
+    <w:p/>
+    <w:p>
+      <w:pPr>
+        <w:spacing w:after="80"/>
+      </w:pPr>
+      <w:r>
+        <w:rPr>
+          <w:b/>
+          <w:sz w:val="21"/>
+        </w:rPr>
+        <w:t>Nguyên tắc DAILY/LIBRARY:</w:t>
+      </w:r>
+    </w:p>
+    <w:p>
+      <w:pPr>
+        <w:pStyle w:val="ListBullet"/>
+        <w:spacing w:after="20"/>
+        <w:ind w:left="283"/>
+      </w:pPr>
+      <w:r>
+        <w:rPr>
+          <w:b/>
+          <w:sz w:val="21"/>
+        </w:rPr>
+        <w:t>DAILY</w:t>
+      </w:r>
+      <w:r>
+        <w:rPr>
+          <w:sz w:val="21"/>
+        </w:rPr>
+        <w:t>: agent xuất hiện trong ≥3 workflow thường xuyên hoặc là backbone của mọi task</w:t>
+      </w:r>
+    </w:p>
+    <w:p>
+      <w:pPr>
+        <w:pStyle w:val="ListBullet"/>
+        <w:spacing w:after="20"/>
+        <w:ind w:left="283"/>
+      </w:pPr>
+      <w:r>
+        <w:rPr>
+          <w:b/>
+          <w:sz w:val="21"/>
+        </w:rPr>
+        <w:t>LIBRARY</w:t>
+      </w:r>
+      <w:r>
+        <w:rPr>
+          <w:sz w:val="21"/>
+        </w:rPr>
+        <w:t>: agent chỉ kích hoạt khi có từ khóa đặc thù ("migrate", "nghiên cứu repo", "tài liệu hướng dẫn")</w:t>
+      </w:r>
+    </w:p>
+    <w:p>
+      <w:pPr>
+        <w:pStyle w:val="ListBullet"/>
+        <w:spacing w:after="20"/>
+        <w:ind w:left="283"/>
+      </w:pPr>
+      <w:r>
+        <w:rPr>
+          <w:sz w:val="21"/>
+        </w:rPr>
+        <w:t>Khi routing: nếu yêu cầu user không chứa trigger từ khóa LIBRARY → không gọi agent LIBRARY</w:t>
+      </w:r>
+    </w:p>
+    <w:p>
+      <w:pPr>
+        <w:pBdr>
+          <w:bottom w:val="single" w:sz="6" w:space="1" w:color="F05922"/>
+        </w:pBdr>
+        <w:spacing w:after="120"/>
+      </w:pPr>
+    </w:p>
+    <w:p>
+      <w:pPr>
+        <w:pStyle w:val="Heading2"/>
+        <w:spacing w:before="200" w:after="80"/>
+      </w:pPr>
+      <w:r>
+        <w:rPr>
+          <w:color w:val="F05922"/>
+          <w:sz w:val="28"/>
+        </w:rPr>
         <w:t>7. Model assignment</w:t>
       </w:r>
     </w:p>

--- a/.claude/shared/CORE.docx
+++ b/.claude/shared/CORE.docx
@@ -1508,9 +1508,9 @@
           <w:color w:val="251C53"/>
           <w:sz w:val="18"/>
         </w:rPr>
-        <w:t>Pre-0 → Glob .claude/plans/PLAN-*.md</w:t>
+        <w:t>Pre-0 → Glob docs/plans/PLAN-*.md (cũ) VÀ docs/plans/PLAN-*/PLAN-MASTER.md (mới)</w:t>
         <w:br/>
-        <w:t xml:space="preserve">       ├── Có plan → đọc, tiếp tục từ bước ⬜/🔄</w:t>
+        <w:t xml:space="preserve">       ├── Có plan → đọc MASTER (hoặc file cũ), tiếp tục từ bước ⬜/🔄</w:t>
         <w:br/>
         <w:t xml:space="preserve">       └── Chưa có → gọi task-planner → xin xác nhận user → chờ OK</w:t>
         <w:br/>
@@ -1521,7 +1521,7 @@
         <w:br/>
         <w:t xml:space="preserve">         LOCAL → Agent tool (subagent) | WEB → RemoteTrigger</w:t>
         <w:br/>
-        <w:t xml:space="preserve">         → agent/trigger tự commit+push+cập nhật plan, trả tóm tắt ngắn về session chính</w:t>
+        <w:t xml:space="preserve">         → agent/trigger tự commit+push+cập nhật step file (chi tiết) + PLAN-MASTER.md (1 dòng status), trả tóm tắt ngắn về session chính</w:t>
         <w:br/>
         <w:t>Cuối   → Dispatcher tổng kết + phân tích tái sử dụng (§18 CLAUDE.md)</w:t>
       </w:r>
@@ -2457,7 +2457,7 @@
               <w:rPr>
                 <w:sz w:val="20"/>
               </w:rPr>
-              <w:t>WEB: RemoteTrigger), tự commit+push+cập nhật plan, không dồn hết vào session chính. Chi tiết §16.5 CLAUDE.md</w:t>
+              <w:t>WEB: RemoteTrigger), tự commit+push+cập nhật step file + PLAN-MASTER.md, không dồn hết vào session chính. Chi tiết §16.5 CLAUDE.md</w:t>
             </w:r>
           </w:p>
         </w:tc>
@@ -2499,7 +2499,7 @@
               <w:rPr>
                 <w:sz w:val="20"/>
               </w:rPr>
-              <w:t>Mỗi bước xong PHẢI ghi "Handoff Log" vào plan file; bước sau PHẢI được nhúng Handoff Log vào prompt — KHÔNG tự đọc lại/suy luận lại điều bước trước đã xác định. Chi tiết §16.5 Bước 4 CLAUDE.md</w:t>
+              <w:t>Mỗi bước xong PHẢI ghi "Handoff Log" vào CHÍNH step file của bước đó (không phải MASTER); bước sau PHẢI được nhúng Handoff Log của bước liền trước vào prompt — KHÔNG tự đọc lại/suy luận lại điều bước trước đã xác định. Chi tiết §16.2 + §16.5 Bước 4 CLAUDE.md</w:t>
             </w:r>
           </w:p>
         </w:tc>
@@ -2507,6 +2507,86 @@
           <w:tcPr>
             <w:tcW w:type="dxa" w:w="3230"/>
             <w:shd w:val="clear" w:color="auto" w:fill="B8B3D6"/>
+            <w:tcBorders>
+              <w:top w:val="single" w:sz="4" w:space="0" w:color="CBCBCB"/>
+              <w:left w:val="single" w:sz="4" w:space="0" w:color="CBCBCB"/>
+              <w:bottom w:val="single" w:sz="4" w:space="0" w:color="CBCBCB"/>
+              <w:right w:val="single" w:sz="4" w:space="0" w:color="CBCBCB"/>
+            </w:tcBorders>
+          </w:tcPr>
+          <w:p/>
+        </w:tc>
+      </w:tr>
+      <w:tr>
+        <w:tc>
+          <w:tcPr>
+            <w:tcW w:type="dxa" w:w="3230"/>
+            <w:tcBorders>
+              <w:top w:val="single" w:sz="4" w:space="0" w:color="CBCBCB"/>
+              <w:left w:val="single" w:sz="4" w:space="0" w:color="CBCBCB"/>
+              <w:bottom w:val="single" w:sz="4" w:space="0" w:color="CBCBCB"/>
+              <w:right w:val="single" w:sz="4" w:space="0" w:color="CBCBCB"/>
+            </w:tcBorders>
+          </w:tcPr>
+          <w:p>
+            <w:r>
+              <w:rPr>
+                <w:sz w:val="20"/>
+              </w:rPr>
+              <w:t>R12</w:t>
+            </w:r>
+          </w:p>
+        </w:tc>
+        <w:tc>
+          <w:tcPr>
+            <w:tcW w:type="dxa" w:w="3230"/>
+            <w:tcBorders>
+              <w:top w:val="single" w:sz="4" w:space="0" w:color="CBCBCB"/>
+              <w:left w:val="single" w:sz="4" w:space="0" w:color="CBCBCB"/>
+              <w:bottom w:val="single" w:sz="4" w:space="0" w:color="CBCBCB"/>
+              <w:right w:val="single" w:sz="4" w:space="0" w:color="CBCBCB"/>
+            </w:tcBorders>
+          </w:tcPr>
+          <w:p>
+            <w:r>
+              <w:rPr>
+                <w:sz w:val="20"/>
+              </w:rPr>
+              <w:t xml:space="preserve">Plan MỚI dùng cấu trúc folder </w:t>
+            </w:r>
+            <w:r>
+              <w:rPr>
+                <w:rFonts w:ascii="Courier New" w:hAnsi="Courier New"/>
+                <w:color w:val="F05922"/>
+                <w:sz w:val="20"/>
+              </w:rPr>
+              <w:t>PLAN-[slug]-[date]/PLAN-MASTER.md</w:t>
+            </w:r>
+            <w:r>
+              <w:rPr>
+                <w:sz w:val="20"/>
+              </w:rPr>
+              <w:t xml:space="preserve"> + </w:t>
+            </w:r>
+            <w:r>
+              <w:rPr>
+                <w:rFonts w:ascii="Courier New" w:hAnsi="Courier New"/>
+                <w:color w:val="F05922"/>
+                <w:sz w:val="20"/>
+              </w:rPr>
+              <w:t>steps/STEP-*.md</w:t>
+            </w:r>
+            <w:r>
+              <w:rPr>
+                <w:sz w:val="20"/>
+              </w:rPr>
+              <w:t xml:space="preserve"> (§16.2 CLAUDE.md). Plan cũ (1 file) đang dở → giữ nguyên định dạng cũ đến khi xong, KHÔNG ép migrate giữa chừng.</w:t>
+            </w:r>
+          </w:p>
+        </w:tc>
+        <w:tc>
+          <w:tcPr>
+            <w:tcW w:type="dxa" w:w="3230"/>
             <w:tcBorders>
               <w:top w:val="single" w:sz="4" w:space="0" w:color="CBCBCB"/>
               <w:left w:val="single" w:sz="4" w:space="0" w:color="CBCBCB"/>

--- a/.claude/shared/CORE.docx
+++ b/.claude/shared/CORE.docx
@@ -4187,7 +4187,7 @@
                 <w:color w:val="F05922"/>
                 <w:sz w:val="20"/>
               </w:rPr>
-              <w:t>claude-opus-4-7</w:t>
+              <w:t>claude-opus-5</w:t>
             </w:r>
           </w:p>
         </w:tc>
@@ -4229,7 +4229,7 @@
                 <w:color w:val="F05922"/>
                 <w:sz w:val="20"/>
               </w:rPr>
-              <w:t>claude-opus-4-7</w:t>
+              <w:t>claude-opus-5</w:t>
             </w:r>
             <w:r>
               <w:rPr>
@@ -4279,7 +4279,7 @@
                 <w:color w:val="F05922"/>
                 <w:sz w:val="20"/>
               </w:rPr>
-              <w:t>claude-sonnet-4-6</w:t>
+              <w:t>claude-sonnet-5</w:t>
             </w:r>
             <w:r>
               <w:rPr>
@@ -4327,7 +4327,7 @@
                 <w:color w:val="F05922"/>
                 <w:sz w:val="20"/>
               </w:rPr>
-              <w:t>claude-sonnet-4-6</w:t>
+              <w:t>claude-sonnet-5</w:t>
             </w:r>
           </w:p>
         </w:tc>
